--- a/3 курс/6 семестр/Системная и программная инженерия/1-4/АстаховСухановПетруничевБурыхинИКБО_50_231_4_2.docx
+++ b/3 курс/6 семестр/Системная и программная инженерия/1-4/АстаховСухановПетруничевБурыхинИКБО_50_231_4_2.docx
@@ -966,7 +966,20 @@
           <w:sz w:val="28"/>
         </w:rPr>
         <w:tab/>
-        <w:t>«____»____________ 2025 г.</w:t>
+        <w:t>«____»____________ 202</w:t>
+      </w:r>
+      <w:r>
+        <w:rPr>
+          <w:sz w:val="28"/>
+          <w:lang w:val="en-US"/>
+        </w:rPr>
+        <w:t>6</w:t>
+      </w:r>
+      <w:r>
+        <w:rPr>
+          <w:sz w:val="28"/>
+        </w:rPr>
+        <w:t xml:space="preserve"> г.</w:t>
       </w:r>
     </w:p>
     <w:p>
@@ -1021,7 +1034,20 @@
           <w:sz w:val="28"/>
         </w:rPr>
         <w:tab/>
-        <w:t>«___» ____________ 2025 г.</w:t>
+        <w:t>«___» ____________ 202</w:t>
+      </w:r>
+      <w:r>
+        <w:rPr>
+          <w:sz w:val="28"/>
+          <w:lang w:val="en-US"/>
+        </w:rPr>
+        <w:t>6</w:t>
+      </w:r>
+      <w:r>
+        <w:rPr>
+          <w:sz w:val="28"/>
+        </w:rPr>
+        <w:t xml:space="preserve"> г.</w:t>
       </w:r>
     </w:p>
     <w:p>
@@ -1086,6 +1112,7 @@
         <w:jc w:val="center"/>
         <w:rPr>
           <w:sz w:val="28"/>
+          <w:lang w:val="en-US"/>
         </w:rPr>
         <w:sectPr>
           <w:footerReference w:type="default" r:id="rId9"/>
@@ -1168,7 +1195,7 @@
           </mc:Choice>
           <mc:Fallback>
             <w:pict>
-              <v:rect w14:anchorId="29E2837D" id="Прямоугольник 77" o:spid="_x0000_s1026" style="position:absolute;margin-left:224.7pt;margin-top:25.05pt;width:16.5pt;height:15pt;z-index:251659264;visibility:visible;mso-wrap-style:square;mso-wrap-distance-left:9pt;mso-wrap-distance-top:0;mso-wrap-distance-right:9pt;mso-wrap-distance-bottom:0;mso-position-horizontal:absolute;mso-position-horizontal-relative:text;mso-position-vertical:absolute;mso-position-vertical-relative:text;v-text-anchor:middle" o:gfxdata="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" fillcolor="white [3212]" strokecolor="white [3212]" strokeweight="1pt"/>
+              <v:rect w14:anchorId="5750AA7C" id="Прямоугольник 77" o:spid="_x0000_s1026" style="position:absolute;margin-left:224.7pt;margin-top:25.05pt;width:16.5pt;height:15pt;z-index:251659264;visibility:visible;mso-wrap-style:square;mso-wrap-distance-left:9pt;mso-wrap-distance-top:0;mso-wrap-distance-right:9pt;mso-wrap-distance-bottom:0;mso-position-horizontal:absolute;mso-position-horizontal-relative:text;mso-position-vertical:absolute;mso-position-vertical-relative:text;v-text-anchor:middle" o:gfxdata="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" fillcolor="white [3212]" strokecolor="white [3212]" strokeweight="1pt"/>
             </w:pict>
           </mc:Fallback>
         </mc:AlternateContent>
@@ -1177,12 +1204,19 @@
         <w:rPr>
           <w:sz w:val="28"/>
         </w:rPr>
-        <w:t>Москва 2025</w:t>
+        <w:t>Москва 202</w:t>
+      </w:r>
+      <w:r>
+        <w:rPr>
+          <w:sz w:val="28"/>
+          <w:lang w:val="en-US"/>
+        </w:rPr>
+        <w:t>6</w:t>
       </w:r>
     </w:p>
     <w:p>
       <w:pPr>
-        <w:pStyle w:val="a"/>
+        <w:pStyle w:val="a0"/>
         <w:ind w:firstLine="0"/>
         <w:jc w:val="center"/>
         <w:rPr>
@@ -1224,7 +1258,7 @@
       <w:sdtContent>
         <w:p>
           <w:pPr>
-            <w:pStyle w:val="TOCHeading"/>
+            <w:pStyle w:val="aa"/>
             <w:rPr>
               <w:rFonts w:ascii="Times New Roman" w:hAnsi="Times New Roman" w:cs="Times New Roman"/>
               <w:color w:val="auto"/>
@@ -1235,7 +1269,7 @@
         </w:p>
         <w:p>
           <w:pPr>
-            <w:pStyle w:val="TOC1"/>
+            <w:pStyle w:val="11"/>
             <w:tabs>
               <w:tab w:val="right" w:leader="dot" w:pos="9630"/>
             </w:tabs>
@@ -1276,7 +1310,7 @@
           <w:hyperlink w:anchor="_Toc222170726" w:history="1">
             <w:r>
               <w:rPr>
-                <w:rStyle w:val="Hyperlink"/>
+                <w:rStyle w:val="ab"/>
                 <w:noProof/>
               </w:rPr>
               <w:t>Практическая работа 1</w:t>
@@ -1333,7 +1367,7 @@
         </w:p>
         <w:p>
           <w:pPr>
-            <w:pStyle w:val="TOC1"/>
+            <w:pStyle w:val="11"/>
             <w:tabs>
               <w:tab w:val="right" w:leader="dot" w:pos="9630"/>
             </w:tabs>
@@ -1350,7 +1384,7 @@
           <w:hyperlink w:anchor="_Toc222170727" w:history="1">
             <w:r>
               <w:rPr>
-                <w:rStyle w:val="Hyperlink"/>
+                <w:rStyle w:val="ab"/>
                 <w:noProof/>
               </w:rPr>
               <w:t>Практическая работа 2</w:t>
@@ -1407,7 +1441,7 @@
         </w:p>
         <w:p>
           <w:pPr>
-            <w:pStyle w:val="TOC1"/>
+            <w:pStyle w:val="11"/>
             <w:tabs>
               <w:tab w:val="right" w:leader="dot" w:pos="9630"/>
             </w:tabs>
@@ -1424,7 +1458,7 @@
           <w:hyperlink w:anchor="_Toc222170728" w:history="1">
             <w:r>
               <w:rPr>
-                <w:rStyle w:val="Hyperlink"/>
+                <w:rStyle w:val="ab"/>
                 <w:noProof/>
               </w:rPr>
               <w:t>Практическая работа 3</w:t>
@@ -1481,7 +1515,7 @@
         </w:p>
         <w:p>
           <w:pPr>
-            <w:pStyle w:val="TOC1"/>
+            <w:pStyle w:val="11"/>
             <w:tabs>
               <w:tab w:val="right" w:leader="dot" w:pos="9630"/>
             </w:tabs>
@@ -1498,7 +1532,7 @@
           <w:hyperlink w:anchor="_Toc222170729" w:history="1">
             <w:r>
               <w:rPr>
-                <w:rStyle w:val="Hyperlink"/>
+                <w:rStyle w:val="ab"/>
                 <w:noProof/>
               </w:rPr>
               <w:t>практическая работа 4</w:t>
@@ -1598,7 +1632,7 @@
     </w:p>
     <w:p>
       <w:pPr>
-        <w:pStyle w:val="Heading1"/>
+        <w:pStyle w:val="1"/>
       </w:pPr>
       <w:bookmarkStart w:id="1" w:name="_Toc222170726"/>
       <w:r>
@@ -1609,7 +1643,7 @@
     </w:p>
     <w:p>
       <w:pPr>
-        <w:pStyle w:val="a"/>
+        <w:pStyle w:val="a0"/>
         <w:rPr>
           <w:rStyle w:val="translation-chunk"/>
         </w:rPr>
@@ -1647,7 +1681,7 @@
     </w:p>
     <w:p>
       <w:pPr>
-        <w:pStyle w:val="a"/>
+        <w:pStyle w:val="a0"/>
         <w:rPr>
           <w:rStyle w:val="translation-chunk"/>
         </w:rPr>
@@ -1661,7 +1695,7 @@
     </w:p>
     <w:p>
       <w:pPr>
-        <w:pStyle w:val="a"/>
+        <w:pStyle w:val="a0"/>
         <w:rPr>
           <w:rStyle w:val="translation-chunk"/>
         </w:rPr>
@@ -1687,7 +1721,7 @@
     </w:p>
     <w:p>
       <w:pPr>
-        <w:pStyle w:val="a"/>
+        <w:pStyle w:val="a0"/>
         <w:rPr>
           <w:rStyle w:val="translation-chunk"/>
         </w:rPr>
@@ -1769,7 +1803,7 @@
     </w:p>
     <w:p>
       <w:pPr>
-        <w:pStyle w:val="a"/>
+        <w:pStyle w:val="a0"/>
         <w:rPr>
           <w:rStyle w:val="translation-chunk"/>
         </w:rPr>
@@ -1795,7 +1829,7 @@
     </w:p>
     <w:p>
       <w:pPr>
-        <w:pStyle w:val="a"/>
+        <w:pStyle w:val="a0"/>
         <w:rPr>
           <w:rStyle w:val="translation-chunk"/>
         </w:rPr>
@@ -1841,7 +1875,7 @@
     </w:p>
     <w:p>
       <w:pPr>
-        <w:pStyle w:val="a"/>
+        <w:pStyle w:val="a0"/>
         <w:rPr>
           <w:rStyle w:val="translation-chunk"/>
         </w:rPr>
@@ -1865,7 +1899,7 @@
     </w:p>
     <w:p>
       <w:pPr>
-        <w:pStyle w:val="Heading1"/>
+        <w:pStyle w:val="1"/>
         <w:rPr>
           <w:rStyle w:val="translation-chunk"/>
         </w:rPr>
@@ -1882,7 +1916,7 @@
     </w:p>
     <w:p>
       <w:pPr>
-        <w:pStyle w:val="a"/>
+        <w:pStyle w:val="a0"/>
       </w:pPr>
       <w:r>
         <w:t>Система представляет собой веб-приложение “Планировщик задач”, предназначенное для организации и управления личными и рабочими задачами пользователей. Основная цель системы — повышение эффективности планирования времени и оптимизация процесса выполнения задач.</w:t>
@@ -1890,7 +1924,7 @@
     </w:p>
     <w:p>
       <w:pPr>
-        <w:pStyle w:val="a"/>
+        <w:pStyle w:val="a0"/>
       </w:pPr>
       <w:r>
         <w:t>Система позволяет пользователю:</w:t>
@@ -1898,7 +1932,7 @@
     </w:p>
     <w:p>
       <w:pPr>
-        <w:pStyle w:val="a"/>
+        <w:pStyle w:val="a0"/>
         <w:numPr>
           <w:ilvl w:val="0"/>
           <w:numId w:val="1"/>
@@ -1913,7 +1947,7 @@
     </w:p>
     <w:p>
       <w:pPr>
-        <w:pStyle w:val="a"/>
+        <w:pStyle w:val="a0"/>
         <w:numPr>
           <w:ilvl w:val="0"/>
           <w:numId w:val="1"/>
@@ -1928,7 +1962,7 @@
     </w:p>
     <w:p>
       <w:pPr>
-        <w:pStyle w:val="a"/>
+        <w:pStyle w:val="a0"/>
         <w:numPr>
           <w:ilvl w:val="0"/>
           <w:numId w:val="1"/>
@@ -1946,7 +1980,7 @@
     </w:p>
     <w:p>
       <w:pPr>
-        <w:pStyle w:val="a"/>
+        <w:pStyle w:val="a0"/>
         <w:numPr>
           <w:ilvl w:val="0"/>
           <w:numId w:val="1"/>
@@ -1961,7 +1995,7 @@
     </w:p>
     <w:p>
       <w:pPr>
-        <w:pStyle w:val="a"/>
+        <w:pStyle w:val="a0"/>
         <w:numPr>
           <w:ilvl w:val="0"/>
           <w:numId w:val="1"/>
@@ -1976,7 +2010,7 @@
     </w:p>
     <w:p>
       <w:pPr>
-        <w:pStyle w:val="a"/>
+        <w:pStyle w:val="a0"/>
         <w:numPr>
           <w:ilvl w:val="0"/>
           <w:numId w:val="1"/>
@@ -1988,7 +2022,7 @@
     </w:p>
     <w:p>
       <w:pPr>
-        <w:pStyle w:val="a"/>
+        <w:pStyle w:val="a0"/>
       </w:pPr>
       <w:r>
         <w:t>Назначение системы заключается в обеспечении удобного, интуитивно понятного и функционального инструмента, который помогает пользователям структурировать свои задачи, планировать рабочее время и повышать личную продуктивность.</w:t>
@@ -1996,7 +2030,7 @@
     </w:p>
     <w:p>
       <w:pPr>
-        <w:pStyle w:val="a"/>
+        <w:pStyle w:val="a0"/>
       </w:pPr>
       <w:r>
         <w:t xml:space="preserve">Составим таблицу </w:t>
@@ -2022,7 +2056,7 @@
     </w:p>
     <w:p>
       <w:pPr>
-        <w:pStyle w:val="a"/>
+        <w:pStyle w:val="a0"/>
         <w:ind w:firstLine="0"/>
         <w:rPr>
           <w:i/>
@@ -2072,7 +2106,7 @@
     </w:p>
     <w:tbl>
       <w:tblPr>
-        <w:tblStyle w:val="TableGrid0"/>
+        <w:tblStyle w:val="ac"/>
         <w:tblW w:w="0" w:type="auto"/>
         <w:tblLook w:val="04A0" w:firstRow="1" w:lastRow="0" w:firstColumn="1" w:lastColumn="0" w:noHBand="0" w:noVBand="1"/>
       </w:tblPr>
@@ -2088,7 +2122,7 @@
           </w:tcPr>
           <w:p>
             <w:pPr>
-              <w:pStyle w:val="a"/>
+              <w:pStyle w:val="a0"/>
               <w:spacing w:line="240" w:lineRule="auto"/>
               <w:ind w:firstLine="0"/>
               <w:rPr>
@@ -2115,7 +2149,7 @@
           </w:tcPr>
           <w:p>
             <w:pPr>
-              <w:pStyle w:val="a"/>
+              <w:pStyle w:val="a0"/>
               <w:spacing w:line="240" w:lineRule="auto"/>
               <w:ind w:firstLine="0"/>
               <w:rPr>
@@ -2142,7 +2176,7 @@
           </w:tcPr>
           <w:p>
             <w:pPr>
-              <w:pStyle w:val="a"/>
+              <w:pStyle w:val="a0"/>
               <w:spacing w:line="240" w:lineRule="auto"/>
               <w:ind w:firstLine="0"/>
               <w:rPr>
@@ -2171,7 +2205,7 @@
           </w:tcPr>
           <w:p>
             <w:pPr>
-              <w:pStyle w:val="a"/>
+              <w:pStyle w:val="a0"/>
               <w:spacing w:line="240" w:lineRule="auto"/>
               <w:ind w:firstLine="0"/>
               <w:rPr>
@@ -2194,7 +2228,7 @@
           </w:tcPr>
           <w:p>
             <w:pPr>
-              <w:pStyle w:val="a"/>
+              <w:pStyle w:val="a0"/>
               <w:spacing w:line="240" w:lineRule="auto"/>
               <w:ind w:firstLine="0"/>
               <w:rPr>
@@ -2217,7 +2251,7 @@
           </w:tcPr>
           <w:p>
             <w:pPr>
-              <w:pStyle w:val="a"/>
+              <w:pStyle w:val="a0"/>
               <w:spacing w:line="240" w:lineRule="auto"/>
               <w:ind w:firstLine="0"/>
               <w:rPr>
@@ -2242,7 +2276,7 @@
           </w:tcPr>
           <w:p>
             <w:pPr>
-              <w:pStyle w:val="a"/>
+              <w:pStyle w:val="a0"/>
               <w:spacing w:line="240" w:lineRule="auto"/>
               <w:ind w:firstLine="0"/>
               <w:rPr>
@@ -2265,7 +2299,7 @@
           </w:tcPr>
           <w:p>
             <w:pPr>
-              <w:pStyle w:val="a"/>
+              <w:pStyle w:val="a0"/>
               <w:spacing w:line="240" w:lineRule="auto"/>
               <w:ind w:firstLine="0"/>
               <w:rPr>
@@ -2288,7 +2322,7 @@
           </w:tcPr>
           <w:p>
             <w:pPr>
-              <w:pStyle w:val="a"/>
+              <w:pStyle w:val="a0"/>
               <w:spacing w:line="240" w:lineRule="auto"/>
               <w:ind w:firstLine="0"/>
               <w:rPr>
@@ -2313,7 +2347,7 @@
           </w:tcPr>
           <w:p>
             <w:pPr>
-              <w:pStyle w:val="a"/>
+              <w:pStyle w:val="a0"/>
               <w:spacing w:line="240" w:lineRule="auto"/>
               <w:ind w:firstLine="0"/>
               <w:rPr>
@@ -2336,7 +2370,7 @@
           </w:tcPr>
           <w:p>
             <w:pPr>
-              <w:pStyle w:val="a"/>
+              <w:pStyle w:val="a0"/>
               <w:spacing w:line="240" w:lineRule="auto"/>
               <w:ind w:firstLine="0"/>
               <w:rPr>
@@ -2359,7 +2393,7 @@
           </w:tcPr>
           <w:p>
             <w:pPr>
-              <w:pStyle w:val="a"/>
+              <w:pStyle w:val="a0"/>
               <w:spacing w:line="240" w:lineRule="auto"/>
               <w:ind w:firstLine="0"/>
               <w:rPr>
@@ -2384,7 +2418,7 @@
           </w:tcPr>
           <w:p>
             <w:pPr>
-              <w:pStyle w:val="a"/>
+              <w:pStyle w:val="a0"/>
               <w:spacing w:line="240" w:lineRule="auto"/>
               <w:ind w:firstLine="0"/>
               <w:rPr>
@@ -2407,7 +2441,7 @@
           </w:tcPr>
           <w:p>
             <w:pPr>
-              <w:pStyle w:val="a"/>
+              <w:pStyle w:val="a0"/>
               <w:spacing w:line="240" w:lineRule="auto"/>
               <w:ind w:firstLine="0"/>
               <w:rPr>
@@ -2430,7 +2464,7 @@
           </w:tcPr>
           <w:p>
             <w:pPr>
-              <w:pStyle w:val="a"/>
+              <w:pStyle w:val="a0"/>
               <w:spacing w:line="240" w:lineRule="auto"/>
               <w:ind w:firstLine="0"/>
               <w:rPr>
@@ -2455,7 +2489,7 @@
           </w:tcPr>
           <w:p>
             <w:pPr>
-              <w:pStyle w:val="a"/>
+              <w:pStyle w:val="a0"/>
               <w:spacing w:line="240" w:lineRule="auto"/>
               <w:ind w:firstLine="0"/>
               <w:rPr>
@@ -2478,7 +2512,7 @@
           </w:tcPr>
           <w:p>
             <w:pPr>
-              <w:pStyle w:val="a"/>
+              <w:pStyle w:val="a0"/>
               <w:spacing w:line="240" w:lineRule="auto"/>
               <w:ind w:firstLine="0"/>
               <w:rPr>
@@ -2501,7 +2535,7 @@
           </w:tcPr>
           <w:p>
             <w:pPr>
-              <w:pStyle w:val="a"/>
+              <w:pStyle w:val="a0"/>
               <w:spacing w:line="240" w:lineRule="auto"/>
               <w:ind w:firstLine="0"/>
               <w:rPr>
@@ -2526,7 +2560,7 @@
           </w:tcPr>
           <w:p>
             <w:pPr>
-              <w:pStyle w:val="a"/>
+              <w:pStyle w:val="a0"/>
               <w:spacing w:line="240" w:lineRule="auto"/>
               <w:ind w:firstLine="0"/>
               <w:rPr>
@@ -2549,7 +2583,7 @@
           </w:tcPr>
           <w:p>
             <w:pPr>
-              <w:pStyle w:val="a"/>
+              <w:pStyle w:val="a0"/>
               <w:spacing w:line="240" w:lineRule="auto"/>
               <w:ind w:firstLine="0"/>
               <w:rPr>
@@ -2572,7 +2606,7 @@
           </w:tcPr>
           <w:p>
             <w:pPr>
-              <w:pStyle w:val="a"/>
+              <w:pStyle w:val="a0"/>
               <w:spacing w:line="240" w:lineRule="auto"/>
               <w:ind w:firstLine="0"/>
               <w:rPr>
@@ -2597,7 +2631,7 @@
           </w:tcPr>
           <w:p>
             <w:pPr>
-              <w:pStyle w:val="a"/>
+              <w:pStyle w:val="a0"/>
               <w:spacing w:line="240" w:lineRule="auto"/>
               <w:ind w:firstLine="0"/>
               <w:rPr>
@@ -2620,7 +2654,7 @@
           </w:tcPr>
           <w:p>
             <w:pPr>
-              <w:pStyle w:val="a"/>
+              <w:pStyle w:val="a0"/>
               <w:spacing w:line="240" w:lineRule="auto"/>
               <w:ind w:firstLine="0"/>
               <w:rPr>
@@ -2643,7 +2677,7 @@
           </w:tcPr>
           <w:p>
             <w:pPr>
-              <w:pStyle w:val="a"/>
+              <w:pStyle w:val="a0"/>
               <w:spacing w:line="240" w:lineRule="auto"/>
               <w:ind w:firstLine="0"/>
               <w:rPr>
@@ -2668,7 +2702,7 @@
           </w:tcPr>
           <w:p>
             <w:pPr>
-              <w:pStyle w:val="a"/>
+              <w:pStyle w:val="a0"/>
               <w:spacing w:line="240" w:lineRule="auto"/>
               <w:ind w:firstLine="0"/>
               <w:rPr>
@@ -2691,7 +2725,7 @@
           </w:tcPr>
           <w:p>
             <w:pPr>
-              <w:pStyle w:val="a"/>
+              <w:pStyle w:val="a0"/>
               <w:spacing w:line="240" w:lineRule="auto"/>
               <w:ind w:firstLine="0"/>
               <w:rPr>
@@ -2714,7 +2748,7 @@
           </w:tcPr>
           <w:p>
             <w:pPr>
-              <w:pStyle w:val="a"/>
+              <w:pStyle w:val="a0"/>
               <w:spacing w:line="240" w:lineRule="auto"/>
               <w:ind w:firstLine="0"/>
               <w:rPr>
@@ -2739,7 +2773,7 @@
           </w:tcPr>
           <w:p>
             <w:pPr>
-              <w:pStyle w:val="a"/>
+              <w:pStyle w:val="a0"/>
               <w:spacing w:line="240" w:lineRule="auto"/>
               <w:ind w:firstLine="0"/>
               <w:rPr>
@@ -2763,7 +2797,7 @@
           </w:tcPr>
           <w:p>
             <w:pPr>
-              <w:pStyle w:val="a"/>
+              <w:pStyle w:val="a0"/>
               <w:spacing w:line="240" w:lineRule="auto"/>
               <w:ind w:firstLine="0"/>
               <w:rPr>
@@ -2786,7 +2820,7 @@
           </w:tcPr>
           <w:p>
             <w:pPr>
-              <w:pStyle w:val="a"/>
+              <w:pStyle w:val="a0"/>
               <w:spacing w:line="240" w:lineRule="auto"/>
               <w:ind w:firstLine="0"/>
               <w:rPr>
@@ -2811,7 +2845,7 @@
           </w:tcPr>
           <w:p>
             <w:pPr>
-              <w:pStyle w:val="a"/>
+              <w:pStyle w:val="a0"/>
               <w:spacing w:line="240" w:lineRule="auto"/>
               <w:ind w:firstLine="0"/>
               <w:rPr>
@@ -2834,7 +2868,7 @@
           </w:tcPr>
           <w:p>
             <w:pPr>
-              <w:pStyle w:val="a"/>
+              <w:pStyle w:val="a0"/>
               <w:spacing w:line="240" w:lineRule="auto"/>
               <w:ind w:firstLine="0"/>
               <w:rPr>
@@ -2857,7 +2891,7 @@
           </w:tcPr>
           <w:p>
             <w:pPr>
-              <w:pStyle w:val="a"/>
+              <w:pStyle w:val="a0"/>
               <w:spacing w:line="240" w:lineRule="auto"/>
               <w:ind w:firstLine="0"/>
               <w:rPr>
@@ -2878,7 +2912,7 @@
     </w:tbl>
     <w:p>
       <w:pPr>
-        <w:pStyle w:val="a"/>
+        <w:pStyle w:val="a0"/>
         <w:spacing w:line="240" w:lineRule="auto"/>
         <w:rPr>
           <w:sz w:val="24"/>
@@ -2888,7 +2922,7 @@
     </w:p>
     <w:p>
       <w:pPr>
-        <w:pStyle w:val="a"/>
+        <w:pStyle w:val="a0"/>
       </w:pPr>
       <w:r>
         <w:t xml:space="preserve">По составленным </w:t>
@@ -2917,7 +2951,7 @@
     </w:p>
     <w:p>
       <w:pPr>
-        <w:pStyle w:val="a"/>
+        <w:pStyle w:val="a0"/>
         <w:numPr>
           <w:ilvl w:val="0"/>
           <w:numId w:val="2"/>
@@ -2935,7 +2969,7 @@
     </w:p>
     <w:p>
       <w:pPr>
-        <w:pStyle w:val="a"/>
+        <w:pStyle w:val="a0"/>
         <w:numPr>
           <w:ilvl w:val="0"/>
           <w:numId w:val="2"/>
@@ -2950,7 +2984,7 @@
     </w:p>
     <w:p>
       <w:pPr>
-        <w:pStyle w:val="a"/>
+        <w:pStyle w:val="a0"/>
         <w:numPr>
           <w:ilvl w:val="0"/>
           <w:numId w:val="2"/>
@@ -2962,7 +2996,7 @@
     </w:p>
     <w:p>
       <w:pPr>
-        <w:pStyle w:val="a"/>
+        <w:pStyle w:val="a0"/>
         <w:numPr>
           <w:ilvl w:val="0"/>
           <w:numId w:val="2"/>
@@ -2974,7 +3008,7 @@
     </w:p>
     <w:p>
       <w:pPr>
-        <w:pStyle w:val="a"/>
+        <w:pStyle w:val="a0"/>
         <w:numPr>
           <w:ilvl w:val="0"/>
           <w:numId w:val="2"/>
@@ -2989,7 +3023,7 @@
     </w:p>
     <w:p>
       <w:pPr>
-        <w:pStyle w:val="a"/>
+        <w:pStyle w:val="a0"/>
         <w:numPr>
           <w:ilvl w:val="0"/>
           <w:numId w:val="2"/>
@@ -3004,7 +3038,7 @@
     </w:p>
     <w:p>
       <w:pPr>
-        <w:pStyle w:val="a"/>
+        <w:pStyle w:val="a0"/>
         <w:numPr>
           <w:ilvl w:val="0"/>
           <w:numId w:val="2"/>
@@ -3016,7 +3050,7 @@
     </w:p>
     <w:p>
       <w:pPr>
-        <w:pStyle w:val="a"/>
+        <w:pStyle w:val="a0"/>
         <w:numPr>
           <w:ilvl w:val="0"/>
           <w:numId w:val="2"/>
@@ -3028,7 +3062,7 @@
     </w:p>
     <w:p>
       <w:pPr>
-        <w:pStyle w:val="a"/>
+        <w:pStyle w:val="a0"/>
         <w:numPr>
           <w:ilvl w:val="0"/>
           <w:numId w:val="2"/>
@@ -3040,26 +3074,24 @@
     </w:p>
     <w:p>
       <w:pPr>
-        <w:pStyle w:val="a"/>
+        <w:pStyle w:val="a0"/>
       </w:pPr>
       <w:r>
         <w:t xml:space="preserve">Ниже представленна доска </w:t>
       </w:r>
-      <w:proofErr w:type="spellStart"/>
       <w:r>
         <w:rPr>
           <w:lang w:val="en-US"/>
         </w:rPr>
         <w:t>mira</w:t>
       </w:r>
-      <w:proofErr w:type="spellEnd"/>
       <w:r>
         <w:t>, где распределены задачи между участниками.</w:t>
       </w:r>
     </w:p>
     <w:p>
       <w:pPr>
-        <w:pStyle w:val="a"/>
+        <w:pStyle w:val="a0"/>
         <w:jc w:val="center"/>
       </w:pPr>
       <w:r>
@@ -3106,7 +3138,7 @@
     </w:p>
     <w:p>
       <w:pPr>
-        <w:pStyle w:val="a"/>
+        <w:pStyle w:val="a0"/>
         <w:jc w:val="center"/>
       </w:pPr>
       <w:r>
@@ -3127,7 +3159,7 @@
     </w:p>
     <w:p>
       <w:pPr>
-        <w:pStyle w:val="Heading1"/>
+        <w:pStyle w:val="1"/>
       </w:pPr>
       <w:bookmarkStart w:id="3" w:name="_Toc222170728"/>
       <w:r>
@@ -3138,7 +3170,7 @@
     </w:p>
     <w:p>
       <w:pPr>
-        <w:pStyle w:val="a"/>
+        <w:pStyle w:val="a0"/>
       </w:pPr>
       <w:r>
         <w:t>Сначала опишем портрет потенциального пользователя планировщика задач.</w:t>
@@ -3146,7 +3178,7 @@
     </w:p>
     <w:p>
       <w:pPr>
-        <w:pStyle w:val="a"/>
+        <w:pStyle w:val="a0"/>
       </w:pPr>
       <w:r>
         <w:t>Роман, 20 лет. Проживает в Москве.</w:t>
@@ -3154,7 +3186,7 @@
     </w:p>
     <w:p>
       <w:pPr>
-        <w:pStyle w:val="a"/>
+        <w:pStyle w:val="a0"/>
       </w:pPr>
       <w:r>
         <w:t>Семейное положение: не женат.</w:t>
@@ -3162,7 +3194,7 @@
     </w:p>
     <w:p>
       <w:pPr>
-        <w:pStyle w:val="a"/>
+        <w:pStyle w:val="a0"/>
       </w:pPr>
       <w:r>
         <w:t>Сфера занятости: обучается в университете РТУ МИРЭА.</w:t>
@@ -3170,7 +3202,7 @@
     </w:p>
     <w:p>
       <w:pPr>
-        <w:pStyle w:val="a"/>
+        <w:pStyle w:val="a0"/>
       </w:pPr>
       <w:r>
         <w:t>Связанные проблемы: огромное количество работ с разными дедлайнами.</w:t>
@@ -3178,7 +3210,7 @@
     </w:p>
     <w:p>
       <w:pPr>
-        <w:pStyle w:val="a"/>
+        <w:pStyle w:val="a0"/>
       </w:pPr>
       <w:r>
         <w:t>Возможные желания: нужно приложение, которое будет помогать следить за всеми дедлайнами всех работ в университете, а также отображать их в удобной</w:t>
@@ -3189,7 +3221,7 @@
     </w:p>
     <w:p>
       <w:pPr>
-        <w:pStyle w:val="a"/>
+        <w:pStyle w:val="a0"/>
       </w:pPr>
       <w:r>
         <w:t xml:space="preserve">Теперь построим </w:t>
@@ -3218,7 +3250,7 @@
     </w:p>
     <w:p>
       <w:pPr>
-        <w:pStyle w:val="a"/>
+        <w:pStyle w:val="a0"/>
         <w:spacing w:line="240" w:lineRule="auto"/>
         <w:ind w:firstLine="0"/>
         <w:jc w:val="center"/>
@@ -3266,7 +3298,7 @@
     </w:p>
     <w:p>
       <w:pPr>
-        <w:pStyle w:val="a"/>
+        <w:pStyle w:val="a0"/>
         <w:spacing w:after="240" w:line="240" w:lineRule="auto"/>
         <w:ind w:firstLine="0"/>
         <w:jc w:val="center"/>
@@ -3298,7 +3330,7 @@
     </w:p>
     <w:p>
       <w:pPr>
-        <w:pStyle w:val="a"/>
+        <w:pStyle w:val="a0"/>
       </w:pPr>
       <w:r>
         <w:t>Далее построим диаграмму последовательностей для сценария добавления задачи пользователем. Построенная диаграмма показана на рисунке ниже.</w:t>
@@ -3306,7 +3338,7 @@
     </w:p>
     <w:p>
       <w:pPr>
-        <w:pStyle w:val="a"/>
+        <w:pStyle w:val="a0"/>
         <w:spacing w:line="240" w:lineRule="auto"/>
         <w:ind w:firstLine="0"/>
         <w:jc w:val="center"/>
@@ -3355,7 +3387,7 @@
     </w:p>
     <w:p>
       <w:pPr>
-        <w:pStyle w:val="a"/>
+        <w:pStyle w:val="a0"/>
         <w:spacing w:after="240" w:line="240" w:lineRule="auto"/>
         <w:ind w:firstLine="0"/>
         <w:jc w:val="center"/>
@@ -3372,12 +3404,12 @@
     </w:p>
     <w:p>
       <w:pPr>
-        <w:pStyle w:val="a"/>
+        <w:pStyle w:val="a0"/>
       </w:pPr>
     </w:p>
     <w:p>
       <w:pPr>
-        <w:pStyle w:val="a"/>
+        <w:pStyle w:val="a0"/>
         <w:ind w:firstLine="0"/>
       </w:pPr>
       <w:r>
@@ -3386,7 +3418,7 @@
     </w:p>
     <w:p>
       <w:pPr>
-        <w:pStyle w:val="Heading1"/>
+        <w:pStyle w:val="1"/>
       </w:pPr>
       <w:bookmarkStart w:id="4" w:name="_Toc222170729"/>
       <w:r>
@@ -3397,7 +3429,7 @@
     </w:p>
     <w:p>
       <w:pPr>
-        <w:pStyle w:val="a"/>
+        <w:pStyle w:val="a0"/>
       </w:pPr>
       <w:r>
         <w:t>Сформируем нефункциональные требования к системе и заполним таблицу.</w:t>
@@ -3405,7 +3437,7 @@
     </w:p>
     <w:p>
       <w:pPr>
-        <w:pStyle w:val="a"/>
+        <w:pStyle w:val="a0"/>
         <w:ind w:firstLine="0"/>
         <w:rPr>
           <w:i/>
@@ -3426,7 +3458,7 @@
     </w:p>
     <w:tbl>
       <w:tblPr>
-        <w:tblStyle w:val="1"/>
+        <w:tblStyle w:val="12"/>
         <w:tblW w:w="0" w:type="auto"/>
         <w:tblInd w:w="-5" w:type="dxa"/>
         <w:tblLook w:val="04A0" w:firstRow="1" w:lastRow="0" w:firstColumn="1" w:lastColumn="0" w:noHBand="0" w:noVBand="1"/>
@@ -3443,7 +3475,7 @@
           </w:tcPr>
           <w:p>
             <w:pPr>
-              <w:pStyle w:val="a"/>
+              <w:pStyle w:val="a0"/>
               <w:spacing w:line="240" w:lineRule="auto"/>
               <w:ind w:firstLine="0"/>
               <w:rPr>
@@ -3471,7 +3503,7 @@
           </w:tcPr>
           <w:p>
             <w:pPr>
-              <w:pStyle w:val="a"/>
+              <w:pStyle w:val="a0"/>
               <w:spacing w:line="240" w:lineRule="auto"/>
               <w:ind w:firstLine="0"/>
               <w:rPr>
@@ -3503,7 +3535,7 @@
           </w:tcPr>
           <w:p>
             <w:pPr>
-              <w:pStyle w:val="a"/>
+              <w:pStyle w:val="a0"/>
               <w:spacing w:line="240" w:lineRule="auto"/>
               <w:ind w:firstLine="0"/>
               <w:jc w:val="center"/>
@@ -3530,7 +3562,7 @@
           </w:tcPr>
           <w:p>
             <w:pPr>
-              <w:pStyle w:val="a"/>
+              <w:pStyle w:val="a0"/>
               <w:spacing w:line="240" w:lineRule="auto"/>
               <w:ind w:firstLine="0"/>
               <w:rPr>
@@ -3557,7 +3589,7 @@
           </w:tcPr>
           <w:p>
             <w:pPr>
-              <w:pStyle w:val="a"/>
+              <w:pStyle w:val="a0"/>
               <w:spacing w:line="240" w:lineRule="auto"/>
               <w:rPr>
                 <w:sz w:val="24"/>
@@ -3573,7 +3605,7 @@
           </w:tcPr>
           <w:p>
             <w:pPr>
-              <w:pStyle w:val="a"/>
+              <w:pStyle w:val="a0"/>
               <w:spacing w:line="240" w:lineRule="auto"/>
               <w:ind w:firstLine="0"/>
               <w:rPr>
@@ -3600,7 +3632,7 @@
           </w:tcPr>
           <w:p>
             <w:pPr>
-              <w:pStyle w:val="a"/>
+              <w:pStyle w:val="a0"/>
               <w:spacing w:line="240" w:lineRule="auto"/>
               <w:rPr>
                 <w:sz w:val="24"/>
@@ -3616,7 +3648,7 @@
           </w:tcPr>
           <w:p>
             <w:pPr>
-              <w:pStyle w:val="a"/>
+              <w:pStyle w:val="a0"/>
               <w:spacing w:line="240" w:lineRule="auto"/>
               <w:ind w:firstLine="0"/>
               <w:rPr>
@@ -3644,7 +3676,7 @@
           </w:tcPr>
           <w:p>
             <w:pPr>
-              <w:pStyle w:val="a"/>
+              <w:pStyle w:val="a0"/>
               <w:spacing w:line="240" w:lineRule="auto"/>
               <w:ind w:firstLine="0"/>
               <w:jc w:val="center"/>
@@ -3671,7 +3703,7 @@
           </w:tcPr>
           <w:p>
             <w:pPr>
-              <w:pStyle w:val="a"/>
+              <w:pStyle w:val="a0"/>
               <w:spacing w:line="240" w:lineRule="auto"/>
               <w:ind w:firstLine="0"/>
               <w:rPr>
@@ -3698,7 +3730,7 @@
           </w:tcPr>
           <w:p>
             <w:pPr>
-              <w:pStyle w:val="a"/>
+              <w:pStyle w:val="a0"/>
               <w:spacing w:line="240" w:lineRule="auto"/>
               <w:rPr>
                 <w:sz w:val="24"/>
@@ -3714,7 +3746,7 @@
           </w:tcPr>
           <w:p>
             <w:pPr>
-              <w:pStyle w:val="a"/>
+              <w:pStyle w:val="a0"/>
               <w:spacing w:line="240" w:lineRule="auto"/>
               <w:ind w:firstLine="0"/>
               <w:rPr>
@@ -3741,7 +3773,7 @@
           </w:tcPr>
           <w:p>
             <w:pPr>
-              <w:pStyle w:val="a"/>
+              <w:pStyle w:val="a0"/>
               <w:spacing w:line="240" w:lineRule="auto"/>
               <w:rPr>
                 <w:sz w:val="24"/>
@@ -3757,7 +3789,7 @@
           </w:tcPr>
           <w:p>
             <w:pPr>
-              <w:pStyle w:val="a"/>
+              <w:pStyle w:val="a0"/>
               <w:spacing w:line="240" w:lineRule="auto"/>
               <w:ind w:firstLine="0"/>
               <w:rPr>
@@ -3785,7 +3817,7 @@
           </w:tcPr>
           <w:p>
             <w:pPr>
-              <w:pStyle w:val="a"/>
+              <w:pStyle w:val="a0"/>
               <w:spacing w:line="240" w:lineRule="auto"/>
               <w:ind w:firstLine="0"/>
               <w:jc w:val="center"/>
@@ -3812,7 +3844,7 @@
           </w:tcPr>
           <w:p>
             <w:pPr>
-              <w:pStyle w:val="a"/>
+              <w:pStyle w:val="a0"/>
               <w:spacing w:line="240" w:lineRule="auto"/>
               <w:ind w:firstLine="0"/>
               <w:rPr>
@@ -3839,7 +3871,7 @@
           </w:tcPr>
           <w:p>
             <w:pPr>
-              <w:pStyle w:val="a"/>
+              <w:pStyle w:val="a0"/>
               <w:spacing w:line="240" w:lineRule="auto"/>
               <w:rPr>
                 <w:sz w:val="24"/>
@@ -3855,7 +3887,7 @@
           </w:tcPr>
           <w:p>
             <w:pPr>
-              <w:pStyle w:val="a"/>
+              <w:pStyle w:val="a0"/>
               <w:spacing w:line="240" w:lineRule="auto"/>
               <w:ind w:firstLine="0"/>
               <w:rPr>
@@ -3882,7 +3914,7 @@
           </w:tcPr>
           <w:p>
             <w:pPr>
-              <w:pStyle w:val="a"/>
+              <w:pStyle w:val="a0"/>
               <w:spacing w:line="240" w:lineRule="auto"/>
               <w:rPr>
                 <w:sz w:val="24"/>
@@ -3898,7 +3930,7 @@
           </w:tcPr>
           <w:p>
             <w:pPr>
-              <w:pStyle w:val="a"/>
+              <w:pStyle w:val="a0"/>
               <w:spacing w:line="240" w:lineRule="auto"/>
               <w:ind w:firstLine="0"/>
               <w:rPr>
@@ -3926,7 +3958,7 @@
           </w:tcPr>
           <w:p>
             <w:pPr>
-              <w:pStyle w:val="a"/>
+              <w:pStyle w:val="a0"/>
               <w:spacing w:line="240" w:lineRule="auto"/>
               <w:ind w:firstLine="0"/>
               <w:jc w:val="center"/>
@@ -3953,7 +3985,7 @@
           </w:tcPr>
           <w:p>
             <w:pPr>
-              <w:pStyle w:val="a"/>
+              <w:pStyle w:val="a0"/>
               <w:spacing w:line="240" w:lineRule="auto"/>
               <w:ind w:firstLine="0"/>
               <w:rPr>
@@ -3980,7 +4012,7 @@
           </w:tcPr>
           <w:p>
             <w:pPr>
-              <w:pStyle w:val="a"/>
+              <w:pStyle w:val="a0"/>
               <w:spacing w:line="240" w:lineRule="auto"/>
               <w:rPr>
                 <w:sz w:val="24"/>
@@ -3996,7 +4028,7 @@
           </w:tcPr>
           <w:p>
             <w:pPr>
-              <w:pStyle w:val="a"/>
+              <w:pStyle w:val="a0"/>
               <w:spacing w:line="240" w:lineRule="auto"/>
               <w:ind w:firstLine="0"/>
               <w:rPr>
@@ -4023,7 +4055,7 @@
           </w:tcPr>
           <w:p>
             <w:pPr>
-              <w:pStyle w:val="a"/>
+              <w:pStyle w:val="a0"/>
               <w:spacing w:line="240" w:lineRule="auto"/>
               <w:rPr>
                 <w:sz w:val="24"/>
@@ -4039,7 +4071,7 @@
           </w:tcPr>
           <w:p>
             <w:pPr>
-              <w:pStyle w:val="a"/>
+              <w:pStyle w:val="a0"/>
               <w:spacing w:line="240" w:lineRule="auto"/>
               <w:ind w:firstLine="0"/>
               <w:rPr>
@@ -4067,7 +4099,7 @@
           </w:tcPr>
           <w:p>
             <w:pPr>
-              <w:pStyle w:val="a"/>
+              <w:pStyle w:val="a0"/>
               <w:spacing w:line="240" w:lineRule="auto"/>
               <w:ind w:firstLine="0"/>
               <w:jc w:val="center"/>
@@ -4094,7 +4126,7 @@
           </w:tcPr>
           <w:p>
             <w:pPr>
-              <w:pStyle w:val="a"/>
+              <w:pStyle w:val="a0"/>
               <w:spacing w:line="240" w:lineRule="auto"/>
               <w:ind w:firstLine="0"/>
               <w:rPr>
@@ -4121,7 +4153,7 @@
           </w:tcPr>
           <w:p>
             <w:pPr>
-              <w:pStyle w:val="a"/>
+              <w:pStyle w:val="a0"/>
               <w:spacing w:line="240" w:lineRule="auto"/>
               <w:rPr>
                 <w:sz w:val="24"/>
@@ -4137,7 +4169,7 @@
           </w:tcPr>
           <w:p>
             <w:pPr>
-              <w:pStyle w:val="a"/>
+              <w:pStyle w:val="a0"/>
               <w:spacing w:line="240" w:lineRule="auto"/>
               <w:ind w:firstLine="0"/>
               <w:rPr>
@@ -4164,7 +4196,7 @@
           </w:tcPr>
           <w:p>
             <w:pPr>
-              <w:pStyle w:val="a"/>
+              <w:pStyle w:val="a0"/>
               <w:spacing w:line="240" w:lineRule="auto"/>
               <w:rPr>
                 <w:sz w:val="24"/>
@@ -4180,7 +4212,7 @@
           </w:tcPr>
           <w:p>
             <w:pPr>
-              <w:pStyle w:val="a"/>
+              <w:pStyle w:val="a0"/>
               <w:spacing w:line="240" w:lineRule="auto"/>
               <w:ind w:firstLine="0"/>
               <w:rPr>
@@ -4208,7 +4240,7 @@
           </w:tcPr>
           <w:p>
             <w:pPr>
-              <w:pStyle w:val="a"/>
+              <w:pStyle w:val="a0"/>
               <w:spacing w:line="240" w:lineRule="auto"/>
               <w:ind w:firstLine="0"/>
               <w:jc w:val="center"/>
@@ -4235,7 +4267,7 @@
           </w:tcPr>
           <w:p>
             <w:pPr>
-              <w:pStyle w:val="a"/>
+              <w:pStyle w:val="a0"/>
               <w:spacing w:line="240" w:lineRule="auto"/>
               <w:ind w:firstLine="0"/>
               <w:rPr>
@@ -4262,7 +4294,7 @@
           </w:tcPr>
           <w:p>
             <w:pPr>
-              <w:pStyle w:val="a"/>
+              <w:pStyle w:val="a0"/>
               <w:spacing w:line="240" w:lineRule="auto"/>
               <w:rPr>
                 <w:sz w:val="24"/>
@@ -4278,7 +4310,7 @@
           </w:tcPr>
           <w:p>
             <w:pPr>
-              <w:pStyle w:val="a"/>
+              <w:pStyle w:val="a0"/>
               <w:spacing w:line="240" w:lineRule="auto"/>
               <w:ind w:firstLine="0"/>
               <w:rPr>
@@ -4305,7 +4337,7 @@
           </w:tcPr>
           <w:p>
             <w:pPr>
-              <w:pStyle w:val="a"/>
+              <w:pStyle w:val="a0"/>
               <w:spacing w:line="240" w:lineRule="auto"/>
               <w:ind w:firstLine="0"/>
               <w:rPr>
@@ -4322,7 +4354,7 @@
           </w:tcPr>
           <w:p>
             <w:pPr>
-              <w:pStyle w:val="a"/>
+              <w:pStyle w:val="a0"/>
               <w:spacing w:line="240" w:lineRule="auto"/>
               <w:ind w:firstLine="0"/>
               <w:rPr>
@@ -4349,7 +4381,7 @@
           </w:tcPr>
           <w:p>
             <w:pPr>
-              <w:pStyle w:val="a"/>
+              <w:pStyle w:val="a0"/>
               <w:spacing w:line="240" w:lineRule="auto"/>
               <w:ind w:firstLine="0"/>
               <w:jc w:val="center"/>
@@ -4377,7 +4409,7 @@
           </w:tcPr>
           <w:p>
             <w:pPr>
-              <w:pStyle w:val="a"/>
+              <w:pStyle w:val="a0"/>
               <w:spacing w:line="240" w:lineRule="auto"/>
               <w:ind w:firstLine="0"/>
               <w:rPr>
@@ -4404,7 +4436,7 @@
           </w:tcPr>
           <w:p>
             <w:pPr>
-              <w:pStyle w:val="a"/>
+              <w:pStyle w:val="a0"/>
               <w:spacing w:line="240" w:lineRule="auto"/>
               <w:ind w:firstLine="0"/>
               <w:jc w:val="center"/>
@@ -4423,7 +4455,7 @@
           </w:tcPr>
           <w:p>
             <w:pPr>
-              <w:pStyle w:val="a"/>
+              <w:pStyle w:val="a0"/>
               <w:spacing w:line="240" w:lineRule="auto"/>
               <w:ind w:firstLine="0"/>
               <w:rPr>
@@ -4450,7 +4482,7 @@
           </w:tcPr>
           <w:p>
             <w:pPr>
-              <w:pStyle w:val="a"/>
+              <w:pStyle w:val="a0"/>
               <w:spacing w:line="240" w:lineRule="auto"/>
               <w:ind w:firstLine="0"/>
               <w:jc w:val="center"/>
@@ -4469,7 +4501,7 @@
           </w:tcPr>
           <w:p>
             <w:pPr>
-              <w:pStyle w:val="a"/>
+              <w:pStyle w:val="a0"/>
               <w:spacing w:line="240" w:lineRule="auto"/>
               <w:ind w:firstLine="0"/>
               <w:rPr>
@@ -4490,7 +4522,7 @@
     </w:tbl>
     <w:p>
       <w:pPr>
-        <w:pStyle w:val="a"/>
+        <w:pStyle w:val="a0"/>
         <w:ind w:firstLine="0"/>
         <w:rPr>
           <w:i/>
@@ -4502,7 +4534,7 @@
     </w:p>
     <w:p>
       <w:pPr>
-        <w:pStyle w:val="a"/>
+        <w:pStyle w:val="a0"/>
         <w:ind w:firstLine="0"/>
         <w:rPr>
           <w:i/>
@@ -4514,7 +4546,7 @@
     </w:p>
     <w:p>
       <w:pPr>
-        <w:pStyle w:val="a"/>
+        <w:pStyle w:val="a0"/>
         <w:ind w:firstLine="0"/>
         <w:rPr>
           <w:i/>
@@ -4526,7 +4558,7 @@
     </w:p>
     <w:p>
       <w:pPr>
-        <w:pStyle w:val="a"/>
+        <w:pStyle w:val="a0"/>
         <w:ind w:firstLine="0"/>
         <w:rPr>
           <w:i/>
@@ -4548,7 +4580,7 @@
     </w:p>
     <w:tbl>
       <w:tblPr>
-        <w:tblStyle w:val="1"/>
+        <w:tblStyle w:val="12"/>
         <w:tblW w:w="9704" w:type="dxa"/>
         <w:tblInd w:w="-5" w:type="dxa"/>
         <w:tblLayout w:type="fixed"/>
@@ -4570,7 +4602,7 @@
           </w:tcPr>
           <w:p>
             <w:pPr>
-              <w:pStyle w:val="a"/>
+              <w:pStyle w:val="a0"/>
               <w:spacing w:line="240" w:lineRule="auto"/>
               <w:ind w:firstLine="0"/>
               <w:rPr>
@@ -4598,7 +4630,7 @@
           </w:tcPr>
           <w:p>
             <w:pPr>
-              <w:pStyle w:val="a"/>
+              <w:pStyle w:val="a0"/>
               <w:spacing w:line="240" w:lineRule="auto"/>
               <w:ind w:firstLine="0"/>
               <w:rPr>
@@ -4626,7 +4658,7 @@
           </w:tcPr>
           <w:p>
             <w:pPr>
-              <w:pStyle w:val="a"/>
+              <w:pStyle w:val="a0"/>
               <w:spacing w:line="240" w:lineRule="auto"/>
               <w:ind w:firstLine="0"/>
               <w:rPr>
@@ -4654,7 +4686,7 @@
           </w:tcPr>
           <w:p>
             <w:pPr>
-              <w:pStyle w:val="a"/>
+              <w:pStyle w:val="a0"/>
               <w:spacing w:line="240" w:lineRule="auto"/>
               <w:ind w:firstLine="0"/>
               <w:rPr>
@@ -4682,7 +4714,7 @@
           </w:tcPr>
           <w:p>
             <w:pPr>
-              <w:pStyle w:val="a"/>
+              <w:pStyle w:val="a0"/>
               <w:spacing w:line="240" w:lineRule="auto"/>
               <w:ind w:firstLine="0"/>
               <w:rPr>
@@ -4710,7 +4742,7 @@
           </w:tcPr>
           <w:p>
             <w:pPr>
-              <w:pStyle w:val="a"/>
+              <w:pStyle w:val="a0"/>
               <w:spacing w:line="240" w:lineRule="auto"/>
               <w:ind w:firstLine="0"/>
               <w:rPr>
@@ -4739,7 +4771,7 @@
           </w:tcPr>
           <w:p>
             <w:pPr>
-              <w:pStyle w:val="a"/>
+              <w:pStyle w:val="a0"/>
               <w:spacing w:line="240" w:lineRule="auto"/>
               <w:ind w:firstLine="0"/>
               <w:jc w:val="center"/>
@@ -4764,7 +4796,7 @@
           </w:tcPr>
           <w:p>
             <w:pPr>
-              <w:pStyle w:val="a"/>
+              <w:pStyle w:val="a0"/>
               <w:spacing w:line="240" w:lineRule="auto"/>
               <w:ind w:firstLine="0"/>
               <w:rPr>
@@ -4789,7 +4821,7 @@
           </w:tcPr>
           <w:p>
             <w:pPr>
-              <w:pStyle w:val="a"/>
+              <w:pStyle w:val="a0"/>
               <w:spacing w:line="240" w:lineRule="auto"/>
               <w:ind w:firstLine="0"/>
               <w:jc w:val="center"/>
@@ -4813,7 +4845,7 @@
           </w:tcPr>
           <w:p>
             <w:pPr>
-              <w:pStyle w:val="a"/>
+              <w:pStyle w:val="a0"/>
               <w:spacing w:line="240" w:lineRule="auto"/>
               <w:ind w:firstLine="0"/>
               <w:rPr>
@@ -4837,7 +4869,7 @@
           </w:tcPr>
           <w:p>
             <w:pPr>
-              <w:pStyle w:val="a"/>
+              <w:pStyle w:val="a0"/>
               <w:spacing w:line="240" w:lineRule="auto"/>
               <w:ind w:firstLine="0"/>
               <w:rPr>
@@ -4860,7 +4892,7 @@
           </w:tcPr>
           <w:p>
             <w:pPr>
-              <w:pStyle w:val="a"/>
+              <w:pStyle w:val="a0"/>
               <w:spacing w:line="240" w:lineRule="auto"/>
               <w:ind w:firstLine="0"/>
               <w:rPr>
@@ -4883,7 +4915,7 @@
           </w:tcPr>
           <w:p>
             <w:pPr>
-              <w:pStyle w:val="a"/>
+              <w:pStyle w:val="a0"/>
               <w:spacing w:line="240" w:lineRule="auto"/>
               <w:ind w:firstLine="0"/>
               <w:rPr>
@@ -4907,7 +4939,7 @@
           </w:tcPr>
           <w:p>
             <w:pPr>
-              <w:pStyle w:val="a"/>
+              <w:pStyle w:val="a0"/>
               <w:spacing w:line="240" w:lineRule="auto"/>
               <w:ind w:firstLine="0"/>
               <w:rPr>
@@ -4932,7 +4964,7 @@
           </w:tcPr>
           <w:p>
             <w:pPr>
-              <w:pStyle w:val="a"/>
+              <w:pStyle w:val="a0"/>
               <w:spacing w:line="240" w:lineRule="auto"/>
               <w:ind w:firstLine="0"/>
               <w:jc w:val="center"/>
@@ -4956,7 +4988,7 @@
           </w:tcPr>
           <w:p>
             <w:pPr>
-              <w:pStyle w:val="a"/>
+              <w:pStyle w:val="a0"/>
               <w:spacing w:line="240" w:lineRule="auto"/>
               <w:ind w:firstLine="0"/>
               <w:rPr>
@@ -4979,7 +5011,7 @@
           </w:tcPr>
           <w:p>
             <w:pPr>
-              <w:pStyle w:val="a"/>
+              <w:pStyle w:val="a0"/>
               <w:spacing w:line="240" w:lineRule="auto"/>
               <w:ind w:firstLine="0"/>
               <w:rPr>
@@ -5002,7 +5034,7 @@
           </w:tcPr>
           <w:p>
             <w:pPr>
-              <w:pStyle w:val="a"/>
+              <w:pStyle w:val="a0"/>
               <w:spacing w:line="240" w:lineRule="auto"/>
               <w:ind w:firstLine="0"/>
               <w:rPr>
@@ -5025,7 +5057,7 @@
           </w:tcPr>
           <w:p>
             <w:pPr>
-              <w:pStyle w:val="a"/>
+              <w:pStyle w:val="a0"/>
               <w:spacing w:line="240" w:lineRule="auto"/>
               <w:ind w:firstLine="0"/>
               <w:rPr>
@@ -5049,7 +5081,6 @@
               </w:rPr>
               <w:t>://</w:t>
             </w:r>
-            <w:proofErr w:type="spellStart"/>
             <w:r>
               <w:rPr>
                 <w:sz w:val="24"/>
@@ -5058,7 +5089,6 @@
               </w:rPr>
               <w:t>habr</w:t>
             </w:r>
-            <w:proofErr w:type="spellEnd"/>
             <w:r>
               <w:rPr>
                 <w:sz w:val="24"/>
@@ -5081,7 +5111,6 @@
               </w:rPr>
               <w:t>/</w:t>
             </w:r>
-            <w:proofErr w:type="spellStart"/>
             <w:r>
               <w:rPr>
                 <w:sz w:val="24"/>
@@ -5090,7 +5119,6 @@
               </w:rPr>
               <w:t>ru</w:t>
             </w:r>
-            <w:proofErr w:type="spellEnd"/>
             <w:r>
               <w:rPr>
                 <w:sz w:val="24"/>
@@ -5113,7 +5141,6 @@
               </w:rPr>
               <w:t>/</w:t>
             </w:r>
-            <w:proofErr w:type="spellStart"/>
             <w:r>
               <w:rPr>
                 <w:sz w:val="24"/>
@@ -5122,7 +5149,6 @@
               </w:rPr>
               <w:t>ruvds</w:t>
             </w:r>
-            <w:proofErr w:type="spellEnd"/>
             <w:r>
               <w:rPr>
                 <w:sz w:val="24"/>
@@ -5153,7 +5179,7 @@
           </w:tcPr>
           <w:p>
             <w:pPr>
-              <w:pStyle w:val="a"/>
+              <w:pStyle w:val="a0"/>
               <w:spacing w:line="240" w:lineRule="auto"/>
               <w:ind w:firstLine="0"/>
               <w:rPr>
@@ -5178,7 +5204,7 @@
           </w:tcPr>
           <w:p>
             <w:pPr>
-              <w:pStyle w:val="a"/>
+              <w:pStyle w:val="a0"/>
               <w:spacing w:line="240" w:lineRule="auto"/>
               <w:ind w:firstLine="0"/>
               <w:jc w:val="center"/>
@@ -5202,7 +5228,7 @@
           </w:tcPr>
           <w:p>
             <w:pPr>
-              <w:pStyle w:val="a"/>
+              <w:pStyle w:val="a0"/>
               <w:spacing w:line="240" w:lineRule="auto"/>
               <w:ind w:firstLine="0"/>
               <w:rPr>
@@ -5226,7 +5252,7 @@
           </w:tcPr>
           <w:p>
             <w:pPr>
-              <w:pStyle w:val="a"/>
+              <w:pStyle w:val="a0"/>
               <w:spacing w:line="240" w:lineRule="auto"/>
               <w:ind w:firstLine="0"/>
               <w:rPr>
@@ -5249,7 +5275,7 @@
           </w:tcPr>
           <w:p>
             <w:pPr>
-              <w:pStyle w:val="a"/>
+              <w:pStyle w:val="a0"/>
               <w:spacing w:line="240" w:lineRule="auto"/>
               <w:ind w:firstLine="0"/>
               <w:rPr>
@@ -5272,7 +5298,7 @@
           </w:tcPr>
           <w:p>
             <w:pPr>
-              <w:pStyle w:val="a"/>
+              <w:pStyle w:val="a0"/>
               <w:spacing w:line="240" w:lineRule="auto"/>
               <w:ind w:firstLine="0"/>
               <w:rPr>
@@ -5296,7 +5322,7 @@
           </w:tcPr>
           <w:p>
             <w:pPr>
-              <w:pStyle w:val="a"/>
+              <w:pStyle w:val="a0"/>
               <w:spacing w:line="240" w:lineRule="auto"/>
               <w:ind w:firstLine="0"/>
               <w:rPr>
@@ -5322,7 +5348,7 @@
           </w:tcPr>
           <w:p>
             <w:pPr>
-              <w:pStyle w:val="a"/>
+              <w:pStyle w:val="a0"/>
               <w:spacing w:line="240" w:lineRule="auto"/>
               <w:ind w:firstLine="0"/>
               <w:jc w:val="center"/>
@@ -5348,7 +5374,7 @@
           </w:tcPr>
           <w:p>
             <w:pPr>
-              <w:pStyle w:val="a"/>
+              <w:pStyle w:val="a0"/>
               <w:spacing w:line="240" w:lineRule="auto"/>
               <w:ind w:firstLine="0"/>
               <w:rPr>
@@ -5382,7 +5408,7 @@
           </w:tcPr>
           <w:p>
             <w:pPr>
-              <w:pStyle w:val="a"/>
+              <w:pStyle w:val="a0"/>
               <w:spacing w:line="240" w:lineRule="auto"/>
               <w:ind w:firstLine="0"/>
               <w:jc w:val="center"/>
@@ -5414,7 +5440,7 @@
           </w:tcPr>
           <w:p>
             <w:pPr>
-              <w:pStyle w:val="a"/>
+              <w:pStyle w:val="a0"/>
               <w:spacing w:line="240" w:lineRule="auto"/>
               <w:ind w:firstLine="0"/>
               <w:rPr>
@@ -5438,7 +5464,7 @@
           </w:tcPr>
           <w:p>
             <w:pPr>
-              <w:pStyle w:val="a"/>
+              <w:pStyle w:val="a0"/>
               <w:spacing w:line="240" w:lineRule="auto"/>
               <w:ind w:firstLine="0"/>
               <w:rPr>
@@ -5462,7 +5488,7 @@
           </w:tcPr>
           <w:p>
             <w:pPr>
-              <w:pStyle w:val="a"/>
+              <w:pStyle w:val="a0"/>
               <w:spacing w:line="240" w:lineRule="auto"/>
               <w:ind w:firstLine="0"/>
               <w:rPr>
@@ -5486,7 +5512,7 @@
           </w:tcPr>
           <w:p>
             <w:pPr>
-              <w:pStyle w:val="a"/>
+              <w:pStyle w:val="a0"/>
               <w:spacing w:line="240" w:lineRule="auto"/>
               <w:ind w:firstLine="0"/>
               <w:rPr>
@@ -5510,7 +5536,7 @@
           </w:tcPr>
           <w:p>
             <w:pPr>
-              <w:pStyle w:val="a"/>
+              <w:pStyle w:val="a0"/>
               <w:spacing w:line="240" w:lineRule="auto"/>
               <w:ind w:firstLine="0"/>
               <w:rPr>
@@ -5536,7 +5562,7 @@
           </w:tcPr>
           <w:p>
             <w:pPr>
-              <w:pStyle w:val="a"/>
+              <w:pStyle w:val="a0"/>
               <w:spacing w:line="240" w:lineRule="auto"/>
               <w:ind w:firstLine="0"/>
               <w:jc w:val="center"/>
@@ -5568,7 +5594,7 @@
           </w:tcPr>
           <w:p>
             <w:pPr>
-              <w:pStyle w:val="a"/>
+              <w:pStyle w:val="a0"/>
               <w:spacing w:line="240" w:lineRule="auto"/>
               <w:ind w:firstLine="0"/>
               <w:rPr>
@@ -5592,7 +5618,7 @@
           </w:tcPr>
           <w:p>
             <w:pPr>
-              <w:pStyle w:val="a"/>
+              <w:pStyle w:val="a0"/>
               <w:spacing w:line="240" w:lineRule="auto"/>
               <w:ind w:firstLine="0"/>
               <w:rPr>
@@ -5616,7 +5642,7 @@
           </w:tcPr>
           <w:p>
             <w:pPr>
-              <w:pStyle w:val="a"/>
+              <w:pStyle w:val="a0"/>
               <w:spacing w:line="240" w:lineRule="auto"/>
               <w:ind w:firstLine="0"/>
               <w:rPr>
@@ -5640,7 +5666,7 @@
           </w:tcPr>
           <w:p>
             <w:pPr>
-              <w:pStyle w:val="a"/>
+              <w:pStyle w:val="a0"/>
               <w:spacing w:line="240" w:lineRule="auto"/>
               <w:ind w:firstLine="0"/>
               <w:rPr>
@@ -5672,7 +5698,7 @@
           </w:tcPr>
           <w:p>
             <w:pPr>
-              <w:pStyle w:val="a"/>
+              <w:pStyle w:val="a0"/>
               <w:spacing w:line="240" w:lineRule="auto"/>
               <w:ind w:firstLine="0"/>
               <w:rPr>
@@ -5698,7 +5724,7 @@
           </w:tcPr>
           <w:p>
             <w:pPr>
-              <w:pStyle w:val="a"/>
+              <w:pStyle w:val="a0"/>
               <w:spacing w:line="240" w:lineRule="auto"/>
               <w:ind w:firstLine="0"/>
               <w:jc w:val="center"/>
@@ -5730,7 +5756,7 @@
           </w:tcPr>
           <w:p>
             <w:pPr>
-              <w:pStyle w:val="a"/>
+              <w:pStyle w:val="a0"/>
               <w:spacing w:line="240" w:lineRule="auto"/>
               <w:ind w:firstLine="0"/>
               <w:rPr>
@@ -5754,7 +5780,7 @@
           </w:tcPr>
           <w:p>
             <w:pPr>
-              <w:pStyle w:val="a"/>
+              <w:pStyle w:val="a0"/>
               <w:spacing w:line="240" w:lineRule="auto"/>
               <w:ind w:firstLine="0"/>
               <w:rPr>
@@ -5786,7 +5812,7 @@
           </w:tcPr>
           <w:p>
             <w:pPr>
-              <w:pStyle w:val="a"/>
+              <w:pStyle w:val="a0"/>
               <w:spacing w:line="240" w:lineRule="auto"/>
               <w:ind w:firstLine="0"/>
               <w:rPr>
@@ -5811,7 +5837,7 @@
           </w:tcPr>
           <w:p>
             <w:pPr>
-              <w:pStyle w:val="a"/>
+              <w:pStyle w:val="a0"/>
               <w:spacing w:line="240" w:lineRule="auto"/>
               <w:ind w:firstLine="0"/>
               <w:rPr>
@@ -5835,7 +5861,7 @@
           </w:tcPr>
           <w:p>
             <w:pPr>
-              <w:pStyle w:val="a"/>
+              <w:pStyle w:val="a0"/>
               <w:spacing w:line="240" w:lineRule="auto"/>
               <w:ind w:firstLine="0"/>
               <w:rPr>
@@ -5869,7 +5895,7 @@
           </w:tcPr>
           <w:p>
             <w:pPr>
-              <w:pStyle w:val="a"/>
+              <w:pStyle w:val="a0"/>
               <w:spacing w:line="240" w:lineRule="auto"/>
               <w:ind w:firstLine="0"/>
               <w:jc w:val="center"/>
@@ -5902,7 +5928,7 @@
           </w:tcPr>
           <w:p>
             <w:pPr>
-              <w:pStyle w:val="a"/>
+              <w:pStyle w:val="a0"/>
               <w:spacing w:line="240" w:lineRule="auto"/>
               <w:ind w:firstLine="0"/>
               <w:rPr>
@@ -5926,7 +5952,7 @@
           </w:tcPr>
           <w:p>
             <w:pPr>
-              <w:pStyle w:val="a"/>
+              <w:pStyle w:val="a0"/>
               <w:spacing w:line="240" w:lineRule="auto"/>
               <w:ind w:firstLine="0"/>
               <w:rPr>
@@ -5950,7 +5976,7 @@
           </w:tcPr>
           <w:p>
             <w:pPr>
-              <w:pStyle w:val="a"/>
+              <w:pStyle w:val="a0"/>
               <w:spacing w:line="240" w:lineRule="auto"/>
               <w:ind w:firstLine="0"/>
               <w:rPr>
@@ -5974,7 +6000,7 @@
           </w:tcPr>
           <w:p>
             <w:pPr>
-              <w:pStyle w:val="a"/>
+              <w:pStyle w:val="a0"/>
               <w:spacing w:line="240" w:lineRule="auto"/>
               <w:ind w:firstLine="0"/>
               <w:rPr>
@@ -5998,7 +6024,7 @@
           </w:tcPr>
           <w:p>
             <w:pPr>
-              <w:pStyle w:val="a"/>
+              <w:pStyle w:val="a0"/>
               <w:spacing w:line="240" w:lineRule="auto"/>
               <w:ind w:firstLine="0"/>
               <w:rPr>
@@ -6024,7 +6050,7 @@
           </w:tcPr>
           <w:p>
             <w:pPr>
-              <w:pStyle w:val="a"/>
+              <w:pStyle w:val="a0"/>
               <w:spacing w:line="240" w:lineRule="auto"/>
               <w:ind w:firstLine="0"/>
               <w:jc w:val="center"/>
@@ -6056,7 +6082,7 @@
           </w:tcPr>
           <w:p>
             <w:pPr>
-              <w:pStyle w:val="a"/>
+              <w:pStyle w:val="a0"/>
               <w:spacing w:line="240" w:lineRule="auto"/>
               <w:ind w:firstLine="0"/>
               <w:rPr>
@@ -6080,7 +6106,7 @@
           </w:tcPr>
           <w:p>
             <w:pPr>
-              <w:pStyle w:val="a"/>
+              <w:pStyle w:val="a0"/>
               <w:spacing w:line="240" w:lineRule="auto"/>
               <w:ind w:firstLine="0"/>
               <w:rPr>
@@ -6104,7 +6130,7 @@
           </w:tcPr>
           <w:p>
             <w:pPr>
-              <w:pStyle w:val="a"/>
+              <w:pStyle w:val="a0"/>
               <w:spacing w:line="240" w:lineRule="auto"/>
               <w:ind w:firstLine="0"/>
               <w:rPr>
@@ -6128,7 +6154,7 @@
           </w:tcPr>
           <w:p>
             <w:pPr>
-              <w:pStyle w:val="a"/>
+              <w:pStyle w:val="a0"/>
               <w:spacing w:line="240" w:lineRule="auto"/>
               <w:ind w:firstLine="0"/>
               <w:rPr>
@@ -6152,7 +6178,7 @@
           </w:tcPr>
           <w:p>
             <w:pPr>
-              <w:pStyle w:val="a"/>
+              <w:pStyle w:val="a0"/>
               <w:spacing w:line="240" w:lineRule="auto"/>
               <w:ind w:firstLine="0"/>
               <w:rPr>
@@ -6178,7 +6204,7 @@
           </w:tcPr>
           <w:p>
             <w:pPr>
-              <w:pStyle w:val="a"/>
+              <w:pStyle w:val="a0"/>
               <w:spacing w:line="240" w:lineRule="auto"/>
               <w:ind w:firstLine="0"/>
               <w:jc w:val="center"/>
@@ -6210,7 +6236,7 @@
           </w:tcPr>
           <w:p>
             <w:pPr>
-              <w:pStyle w:val="a"/>
+              <w:pStyle w:val="a0"/>
               <w:spacing w:line="240" w:lineRule="auto"/>
               <w:ind w:firstLine="0"/>
               <w:rPr>
@@ -6234,7 +6260,7 @@
           </w:tcPr>
           <w:p>
             <w:pPr>
-              <w:pStyle w:val="a"/>
+              <w:pStyle w:val="a0"/>
               <w:spacing w:line="240" w:lineRule="auto"/>
               <w:ind w:firstLine="0"/>
               <w:rPr>
@@ -6258,7 +6284,7 @@
           </w:tcPr>
           <w:p>
             <w:pPr>
-              <w:pStyle w:val="a"/>
+              <w:pStyle w:val="a0"/>
               <w:spacing w:line="240" w:lineRule="auto"/>
               <w:ind w:firstLine="0"/>
               <w:rPr>
@@ -6282,7 +6308,7 @@
           </w:tcPr>
           <w:p>
             <w:pPr>
-              <w:pStyle w:val="a"/>
+              <w:pStyle w:val="a0"/>
               <w:spacing w:line="240" w:lineRule="auto"/>
               <w:ind w:firstLine="0"/>
               <w:rPr>
@@ -6306,7 +6332,7 @@
           </w:tcPr>
           <w:p>
             <w:pPr>
-              <w:pStyle w:val="a"/>
+              <w:pStyle w:val="a0"/>
               <w:spacing w:line="240" w:lineRule="auto"/>
               <w:ind w:firstLine="0"/>
               <w:rPr>
@@ -6332,7 +6358,7 @@
           </w:tcPr>
           <w:p>
             <w:pPr>
-              <w:pStyle w:val="a"/>
+              <w:pStyle w:val="a0"/>
               <w:spacing w:line="240" w:lineRule="auto"/>
               <w:ind w:firstLine="0"/>
               <w:jc w:val="center"/>
@@ -6364,7 +6390,7 @@
           </w:tcPr>
           <w:p>
             <w:pPr>
-              <w:pStyle w:val="a"/>
+              <w:pStyle w:val="a0"/>
               <w:spacing w:line="240" w:lineRule="auto"/>
               <w:ind w:firstLine="0"/>
               <w:rPr>
@@ -6395,7 +6421,7 @@
           </w:tcPr>
           <w:p>
             <w:pPr>
-              <w:pStyle w:val="a"/>
+              <w:pStyle w:val="a0"/>
               <w:spacing w:line="240" w:lineRule="auto"/>
               <w:ind w:firstLine="0"/>
               <w:rPr>
@@ -6433,7 +6459,7 @@
           </w:tcPr>
           <w:p>
             <w:pPr>
-              <w:pStyle w:val="a"/>
+              <w:pStyle w:val="a0"/>
               <w:spacing w:line="240" w:lineRule="auto"/>
               <w:ind w:firstLine="0"/>
               <w:rPr>
@@ -6457,7 +6483,7 @@
           </w:tcPr>
           <w:p>
             <w:pPr>
-              <w:pStyle w:val="a"/>
+              <w:pStyle w:val="a0"/>
               <w:spacing w:line="240" w:lineRule="auto"/>
               <w:ind w:firstLine="0"/>
               <w:rPr>
@@ -6481,7 +6507,7 @@
           </w:tcPr>
           <w:p>
             <w:pPr>
-              <w:pStyle w:val="a"/>
+              <w:pStyle w:val="a0"/>
               <w:spacing w:line="240" w:lineRule="auto"/>
               <w:ind w:firstLine="0"/>
               <w:rPr>
@@ -6514,7 +6540,7 @@
           </w:tcPr>
           <w:p>
             <w:pPr>
-              <w:pStyle w:val="a"/>
+              <w:pStyle w:val="a0"/>
               <w:spacing w:line="240" w:lineRule="auto"/>
               <w:ind w:firstLine="0"/>
               <w:jc w:val="center"/>
@@ -6540,7 +6566,7 @@
           </w:tcPr>
           <w:p>
             <w:pPr>
-              <w:pStyle w:val="a"/>
+              <w:pStyle w:val="a0"/>
               <w:spacing w:line="240" w:lineRule="auto"/>
               <w:ind w:firstLine="0"/>
               <w:rPr>
@@ -6574,7 +6600,7 @@
           </w:tcPr>
           <w:p>
             <w:pPr>
-              <w:pStyle w:val="a"/>
+              <w:pStyle w:val="a0"/>
               <w:spacing w:line="240" w:lineRule="auto"/>
               <w:ind w:firstLine="0"/>
               <w:jc w:val="center"/>
@@ -6606,7 +6632,7 @@
           </w:tcPr>
           <w:p>
             <w:pPr>
-              <w:pStyle w:val="a"/>
+              <w:pStyle w:val="a0"/>
               <w:spacing w:line="240" w:lineRule="auto"/>
               <w:ind w:firstLine="0"/>
               <w:rPr>
@@ -6630,7 +6656,7 @@
           </w:tcPr>
           <w:p>
             <w:pPr>
-              <w:pStyle w:val="a"/>
+              <w:pStyle w:val="a0"/>
               <w:spacing w:line="240" w:lineRule="auto"/>
               <w:ind w:firstLine="0"/>
               <w:rPr>
@@ -6654,7 +6680,7 @@
           </w:tcPr>
           <w:p>
             <w:pPr>
-              <w:pStyle w:val="a"/>
+              <w:pStyle w:val="a0"/>
               <w:spacing w:line="240" w:lineRule="auto"/>
               <w:ind w:firstLine="0"/>
               <w:rPr>
@@ -6678,7 +6704,7 @@
           </w:tcPr>
           <w:p>
             <w:pPr>
-              <w:pStyle w:val="a"/>
+              <w:pStyle w:val="a0"/>
               <w:spacing w:line="240" w:lineRule="auto"/>
               <w:ind w:firstLine="0"/>
               <w:rPr>
@@ -6702,7 +6728,7 @@
           </w:tcPr>
           <w:p>
             <w:pPr>
-              <w:pStyle w:val="a"/>
+              <w:pStyle w:val="a0"/>
               <w:spacing w:line="240" w:lineRule="auto"/>
               <w:ind w:firstLine="0"/>
               <w:rPr>
@@ -6728,7 +6754,7 @@
           </w:tcPr>
           <w:p>
             <w:pPr>
-              <w:pStyle w:val="a"/>
+              <w:pStyle w:val="a0"/>
               <w:spacing w:line="240" w:lineRule="auto"/>
               <w:ind w:firstLine="0"/>
               <w:jc w:val="center"/>
@@ -6760,7 +6786,7 @@
           </w:tcPr>
           <w:p>
             <w:pPr>
-              <w:pStyle w:val="a"/>
+              <w:pStyle w:val="a0"/>
               <w:spacing w:line="240" w:lineRule="auto"/>
               <w:ind w:firstLine="0"/>
               <w:rPr>
@@ -6784,7 +6810,7 @@
           </w:tcPr>
           <w:p>
             <w:pPr>
-              <w:pStyle w:val="a"/>
+              <w:pStyle w:val="a0"/>
               <w:spacing w:line="240" w:lineRule="auto"/>
               <w:ind w:firstLine="0"/>
               <w:rPr>
@@ -6808,7 +6834,7 @@
           </w:tcPr>
           <w:p>
             <w:pPr>
-              <w:pStyle w:val="a"/>
+              <w:pStyle w:val="a0"/>
               <w:spacing w:line="240" w:lineRule="auto"/>
               <w:ind w:firstLine="0"/>
               <w:rPr>
@@ -6832,7 +6858,7 @@
           </w:tcPr>
           <w:p>
             <w:pPr>
-              <w:pStyle w:val="a"/>
+              <w:pStyle w:val="a0"/>
               <w:spacing w:line="240" w:lineRule="auto"/>
               <w:ind w:firstLine="0"/>
               <w:rPr>
@@ -6856,7 +6882,7 @@
           </w:tcPr>
           <w:p>
             <w:pPr>
-              <w:pStyle w:val="a"/>
+              <w:pStyle w:val="a0"/>
               <w:spacing w:line="240" w:lineRule="auto"/>
               <w:ind w:firstLine="0"/>
               <w:rPr>
@@ -6882,7 +6908,7 @@
           </w:tcPr>
           <w:p>
             <w:pPr>
-              <w:pStyle w:val="a"/>
+              <w:pStyle w:val="a0"/>
               <w:spacing w:line="240" w:lineRule="auto"/>
               <w:ind w:firstLine="0"/>
               <w:jc w:val="center"/>
@@ -6908,7 +6934,7 @@
           </w:tcPr>
           <w:p>
             <w:pPr>
-              <w:pStyle w:val="a"/>
+              <w:pStyle w:val="a0"/>
               <w:spacing w:line="240" w:lineRule="auto"/>
               <w:ind w:firstLine="0"/>
               <w:rPr>
@@ -6942,7 +6968,7 @@
           </w:tcPr>
           <w:p>
             <w:pPr>
-              <w:pStyle w:val="a"/>
+              <w:pStyle w:val="a0"/>
               <w:spacing w:line="240" w:lineRule="auto"/>
               <w:ind w:firstLine="0"/>
               <w:jc w:val="center"/>
@@ -6974,7 +7000,7 @@
           </w:tcPr>
           <w:p>
             <w:pPr>
-              <w:pStyle w:val="a"/>
+              <w:pStyle w:val="a0"/>
               <w:spacing w:line="240" w:lineRule="auto"/>
               <w:ind w:firstLine="0"/>
               <w:rPr>
@@ -6998,7 +7024,7 @@
           </w:tcPr>
           <w:p>
             <w:pPr>
-              <w:pStyle w:val="a"/>
+              <w:pStyle w:val="a0"/>
               <w:spacing w:line="240" w:lineRule="auto"/>
               <w:ind w:firstLine="0"/>
               <w:rPr>
@@ -7022,7 +7048,7 @@
           </w:tcPr>
           <w:p>
             <w:pPr>
-              <w:pStyle w:val="a"/>
+              <w:pStyle w:val="a0"/>
               <w:spacing w:line="240" w:lineRule="auto"/>
               <w:ind w:firstLine="0"/>
               <w:rPr>
@@ -7046,7 +7072,7 @@
           </w:tcPr>
           <w:p>
             <w:pPr>
-              <w:pStyle w:val="a"/>
+              <w:pStyle w:val="a0"/>
               <w:spacing w:line="240" w:lineRule="auto"/>
               <w:ind w:firstLine="0"/>
               <w:rPr>
@@ -7070,7 +7096,7 @@
           </w:tcPr>
           <w:p>
             <w:pPr>
-              <w:pStyle w:val="a"/>
+              <w:pStyle w:val="a0"/>
               <w:spacing w:line="240" w:lineRule="auto"/>
               <w:ind w:firstLine="0"/>
               <w:rPr>
@@ -7096,7 +7122,7 @@
           </w:tcPr>
           <w:p>
             <w:pPr>
-              <w:pStyle w:val="a"/>
+              <w:pStyle w:val="a0"/>
               <w:spacing w:line="240" w:lineRule="auto"/>
               <w:ind w:firstLine="0"/>
               <w:jc w:val="center"/>
@@ -7128,7 +7154,7 @@
           </w:tcPr>
           <w:p>
             <w:pPr>
-              <w:pStyle w:val="a"/>
+              <w:pStyle w:val="a0"/>
               <w:spacing w:line="240" w:lineRule="auto"/>
               <w:ind w:firstLine="0"/>
               <w:rPr>
@@ -7152,7 +7178,7 @@
           </w:tcPr>
           <w:p>
             <w:pPr>
-              <w:pStyle w:val="a"/>
+              <w:pStyle w:val="a0"/>
               <w:spacing w:line="240" w:lineRule="auto"/>
               <w:ind w:firstLine="0"/>
               <w:rPr>
@@ -7176,7 +7202,7 @@
           </w:tcPr>
           <w:p>
             <w:pPr>
-              <w:pStyle w:val="a"/>
+              <w:pStyle w:val="a0"/>
               <w:spacing w:line="240" w:lineRule="auto"/>
               <w:ind w:firstLine="0"/>
               <w:rPr>
@@ -7200,7 +7226,7 @@
           </w:tcPr>
           <w:p>
             <w:pPr>
-              <w:pStyle w:val="a"/>
+              <w:pStyle w:val="a0"/>
               <w:spacing w:line="240" w:lineRule="auto"/>
               <w:ind w:firstLine="0"/>
               <w:rPr>
@@ -7224,7 +7250,7 @@
           </w:tcPr>
           <w:p>
             <w:pPr>
-              <w:pStyle w:val="a"/>
+              <w:pStyle w:val="a0"/>
               <w:spacing w:line="240" w:lineRule="auto"/>
               <w:ind w:firstLine="0"/>
               <w:rPr>
@@ -7258,7 +7284,7 @@
           </w:tcPr>
           <w:p>
             <w:pPr>
-              <w:pStyle w:val="a"/>
+              <w:pStyle w:val="a0"/>
               <w:spacing w:line="240" w:lineRule="auto"/>
               <w:ind w:firstLine="0"/>
               <w:jc w:val="center"/>
@@ -7285,7 +7311,7 @@
           </w:tcPr>
           <w:p>
             <w:pPr>
-              <w:pStyle w:val="a"/>
+              <w:pStyle w:val="a0"/>
               <w:spacing w:line="240" w:lineRule="auto"/>
               <w:ind w:firstLine="0"/>
               <w:rPr>
@@ -7319,7 +7345,7 @@
           </w:tcPr>
           <w:p>
             <w:pPr>
-              <w:pStyle w:val="a"/>
+              <w:pStyle w:val="a0"/>
               <w:spacing w:line="240" w:lineRule="auto"/>
               <w:ind w:firstLine="0"/>
               <w:jc w:val="center"/>
@@ -7351,7 +7377,7 @@
           </w:tcPr>
           <w:p>
             <w:pPr>
-              <w:pStyle w:val="a"/>
+              <w:pStyle w:val="a0"/>
               <w:spacing w:line="240" w:lineRule="auto"/>
               <w:ind w:firstLine="0"/>
               <w:rPr>
@@ -7375,7 +7401,7 @@
           </w:tcPr>
           <w:p>
             <w:pPr>
-              <w:pStyle w:val="a"/>
+              <w:pStyle w:val="a0"/>
               <w:spacing w:line="240" w:lineRule="auto"/>
               <w:ind w:firstLine="0"/>
               <w:rPr>
@@ -7399,7 +7425,7 @@
           </w:tcPr>
           <w:p>
             <w:pPr>
-              <w:pStyle w:val="a"/>
+              <w:pStyle w:val="a0"/>
               <w:spacing w:line="240" w:lineRule="auto"/>
               <w:ind w:firstLine="0"/>
               <w:rPr>
@@ -7423,7 +7449,7 @@
           </w:tcPr>
           <w:p>
             <w:pPr>
-              <w:pStyle w:val="a"/>
+              <w:pStyle w:val="a0"/>
               <w:spacing w:line="240" w:lineRule="auto"/>
               <w:ind w:firstLine="0"/>
               <w:rPr>
@@ -7447,7 +7473,7 @@
           </w:tcPr>
           <w:p>
             <w:pPr>
-              <w:pStyle w:val="a"/>
+              <w:pStyle w:val="a0"/>
               <w:spacing w:line="240" w:lineRule="auto"/>
               <w:ind w:firstLine="0"/>
               <w:rPr>
@@ -7472,7 +7498,7 @@
           </w:tcPr>
           <w:p>
             <w:pPr>
-              <w:pStyle w:val="a"/>
+              <w:pStyle w:val="a0"/>
               <w:spacing w:line="240" w:lineRule="auto"/>
               <w:ind w:firstLine="0"/>
               <w:jc w:val="center"/>
@@ -7496,7 +7522,7 @@
           </w:tcPr>
           <w:p>
             <w:pPr>
-              <w:pStyle w:val="a"/>
+              <w:pStyle w:val="a0"/>
               <w:spacing w:line="240" w:lineRule="auto"/>
               <w:ind w:firstLine="0"/>
               <w:rPr>
@@ -7526,7 +7552,7 @@
           </w:tcPr>
           <w:p>
             <w:pPr>
-              <w:pStyle w:val="a"/>
+              <w:pStyle w:val="a0"/>
               <w:spacing w:line="240" w:lineRule="auto"/>
               <w:ind w:firstLine="0"/>
               <w:rPr>
@@ -7591,7 +7617,7 @@
           </w:tcPr>
           <w:p>
             <w:pPr>
-              <w:pStyle w:val="a"/>
+              <w:pStyle w:val="a0"/>
               <w:spacing w:line="240" w:lineRule="auto"/>
               <w:ind w:firstLine="0"/>
               <w:rPr>
@@ -7614,7 +7640,7 @@
           </w:tcPr>
           <w:p>
             <w:pPr>
-              <w:pStyle w:val="a"/>
+              <w:pStyle w:val="a0"/>
               <w:spacing w:line="240" w:lineRule="auto"/>
               <w:ind w:firstLine="0"/>
               <w:rPr>
@@ -7637,7 +7663,7 @@
           </w:tcPr>
           <w:p>
             <w:pPr>
-              <w:pStyle w:val="a"/>
+              <w:pStyle w:val="a0"/>
               <w:spacing w:line="240" w:lineRule="auto"/>
               <w:ind w:firstLine="0"/>
               <w:rPr>
@@ -7693,7 +7719,7 @@
     </w:tbl>
     <w:p>
       <w:pPr>
-        <w:pStyle w:val="a"/>
+        <w:pStyle w:val="a0"/>
         <w:ind w:firstLine="0"/>
         <w:rPr>
           <w:i/>
@@ -7753,7 +7779,7 @@
     <w:sdtContent>
       <w:p>
         <w:pPr>
-          <w:pStyle w:val="Footer"/>
+          <w:pStyle w:val="a6"/>
           <w:jc w:val="center"/>
         </w:pPr>
         <w:r>
@@ -7779,7 +7805,7 @@
   </w:sdt>
   <w:p>
     <w:pPr>
-      <w:pStyle w:val="Footer"/>
+      <w:pStyle w:val="a6"/>
     </w:pPr>
   </w:p>
 </w:ftr>
@@ -7798,7 +7824,7 @@
     <w:sdtContent>
       <w:p>
         <w:pPr>
-          <w:pStyle w:val="Footer"/>
+          <w:pStyle w:val="a6"/>
           <w:jc w:val="center"/>
         </w:pPr>
         <w:r>
@@ -7821,7 +7847,7 @@
   </w:sdt>
   <w:p>
     <w:pPr>
-      <w:pStyle w:val="Footer"/>
+      <w:pStyle w:val="a6"/>
     </w:pPr>
   </w:p>
 </w:ftr>
@@ -7847,7 +7873,7 @@
     <w:sdtContent>
       <w:p>
         <w:pPr>
-          <w:pStyle w:val="Footer"/>
+          <w:pStyle w:val="a6"/>
           <w:jc w:val="center"/>
           <w:rPr>
             <w:rFonts w:ascii="Times New Roman" w:hAnsi="Times New Roman" w:cs="Times New Roman"/>
@@ -7886,16 +7912,7 @@
             <w:sz w:val="28"/>
             <w:szCs w:val="28"/>
           </w:rPr>
-          <w:t>1</w:t>
-        </w:r>
-        <w:r>
-          <w:rPr>
-            <w:rFonts w:ascii="Times New Roman" w:hAnsi="Times New Roman" w:cs="Times New Roman"/>
-            <w:noProof/>
-            <w:sz w:val="28"/>
-            <w:szCs w:val="28"/>
-          </w:rPr>
-          <w:t>0</w:t>
+          <w:t>10</w:t>
         </w:r>
         <w:r>
           <w:rPr>
@@ -7915,7 +7932,7 @@
 <w:ftr xmlns:wpc="http://schemas.microsoft.com/office/word/2010/wordprocessingCanvas" xmlns:cx="http://schemas.microsoft.com/office/drawing/2014/chartex" xmlns:cx1="http://schemas.microsoft.com/office/drawing/2015/9/8/chartex" xmlns:cx2="http://schemas.microsoft.com/office/drawing/2015/10/21/chartex" xmlns:cx3="http://schemas.microsoft.com/office/drawing/2016/5/9/chartex" xmlns:cx4="http://schemas.microsoft.com/office/drawing/2016/5/10/chartex" xmlns:cx5="http://schemas.microsoft.com/office/drawing/2016/5/11/chartex" xmlns:cx6="http://schemas.microsoft.com/office/drawing/2016/5/12/chartex" xmlns:cx7="http://schemas.microsoft.com/office/drawing/2016/5/13/chartex" xmlns:cx8="http://schemas.microsoft.com/office/drawing/2016/5/14/chartex" xmlns:mc="http://schemas.openxmlformats.org/markup-compatibility/2006" xmlns:aink="http://schemas.microsoft.com/office/drawing/2016/ink" xmlns:am3d="http://schemas.microsoft.com/office/drawing/2017/model3d" xmlns:o="urn:schemas-microsoft-com:office:office" xmlns:oel="http://schemas.microsoft.com/office/2019/extlst" xmlns:r="http://schemas.openxmlformats.org/officeDocument/2006/relationships" xmlns:m="http://schemas.openxmlformats.org/officeDocument/2006/math" xmlns:v="urn:schemas-microsoft-com:vml" xmlns:wp14="http://schemas.microsoft.com/office/word/2010/wordprocessingDrawing" xmlns:wp="http://schemas.openxmlformats.org/drawingml/2006/wordprocessingDrawing" xmlns:w10="urn:schemas-microsoft-com:office:word" xmlns:w="http://schemas.openxmlformats.org/wordprocessingml/2006/main" xmlns:w14="http://schemas.microsoft.com/office/word/2010/wordml" xmlns:w15="http://schemas.microsoft.com/office/word/2012/wordml" xmlns:w16cex="http://schemas.microsoft.com/office/word/2018/wordml/cex" xmlns:w16cid="http://schemas.microsoft.com/office/word/2016/wordml/cid" xmlns:w16="http://schemas.microsoft.com/office/word/2018/wordml" xmlns:w16du="http://schemas.microsoft.com/office/word/2023/wordml/word16du" xmlns:w16sdtdh="http://schemas.microsoft.com/office/word/2020/wordml/sdtdatahash" xmlns:w16sdtfl="http://schemas.microsoft.com/office/word/2024/wordml/sdtformatlock" xmlns:w16se="http://schemas.microsoft.com/office/word/2015/wordml/symex" xmlns:wpg="http://schemas.microsoft.com/office/word/2010/wordprocessingGroup" xmlns:wpi="http://schemas.microsoft.com/office/word/2010/wordprocessingInk" xmlns:wne="http://schemas.microsoft.com/office/word/2006/wordml" xmlns:wps="http://schemas.microsoft.com/office/word/2010/wordprocessingShape" mc:Ignorable="w14 w15 w16se w16cid w16 w16cex w16sdtdh w16sdtfl w16du wp14">
   <w:p>
     <w:pPr>
-      <w:pStyle w:val="Footer"/>
+      <w:pStyle w:val="a6"/>
       <w:jc w:val="center"/>
     </w:pPr>
   </w:p>
@@ -8580,7 +8597,7 @@
     <w:lsdException w:name="Unresolved Mention" w:semiHidden="1" w:unhideWhenUsed="1"/>
     <w:lsdException w:name="Smart Link" w:semiHidden="1" w:unhideWhenUsed="1"/>
   </w:latentStyles>
-  <w:style w:type="paragraph" w:default="1" w:styleId="Normal">
+  <w:style w:type="paragraph" w:default="1" w:styleId="a">
     <w:name w:val="Normal"/>
     <w:qFormat/>
     <w:rsid w:val="007F60AD"/>
@@ -8589,10 +8606,10 @@
       <w:color w:val="000000"/>
     </w:rPr>
   </w:style>
-  <w:style w:type="paragraph" w:styleId="Heading1">
+  <w:style w:type="paragraph" w:styleId="1">
     <w:name w:val="heading 1"/>
-    <w:next w:val="Normal"/>
-    <w:link w:val="Heading1Char"/>
+    <w:next w:val="a"/>
+    <w:link w:val="10"/>
     <w:uiPriority w:val="9"/>
     <w:qFormat/>
     <w:rsid w:val="00845918"/>
@@ -8611,11 +8628,11 @@
       <w:sz w:val="28"/>
     </w:rPr>
   </w:style>
-  <w:style w:type="paragraph" w:styleId="Heading2">
+  <w:style w:type="paragraph" w:styleId="2">
     <w:name w:val="heading 2"/>
-    <w:basedOn w:val="Normal"/>
-    <w:next w:val="Normal"/>
-    <w:link w:val="Heading2Char"/>
+    <w:basedOn w:val="a"/>
+    <w:next w:val="a"/>
+    <w:link w:val="20"/>
     <w:uiPriority w:val="9"/>
     <w:unhideWhenUsed/>
     <w:qFormat/>
@@ -8636,11 +8653,11 @@
       <w:szCs w:val="26"/>
     </w:rPr>
   </w:style>
-  <w:style w:type="paragraph" w:styleId="Heading3">
+  <w:style w:type="paragraph" w:styleId="3">
     <w:name w:val="heading 3"/>
-    <w:basedOn w:val="a"/>
-    <w:next w:val="Normal"/>
-    <w:link w:val="Heading3Char"/>
+    <w:basedOn w:val="a0"/>
+    <w:next w:val="a"/>
+    <w:link w:val="30"/>
     <w:uiPriority w:val="9"/>
     <w:unhideWhenUsed/>
     <w:qFormat/>
@@ -8653,13 +8670,13 @@
       <w:bCs/>
     </w:rPr>
   </w:style>
-  <w:style w:type="character" w:default="1" w:styleId="DefaultParagraphFont">
+  <w:style w:type="character" w:default="1" w:styleId="a1">
     <w:name w:val="Default Paragraph Font"/>
     <w:uiPriority w:val="1"/>
     <w:semiHidden/>
     <w:unhideWhenUsed/>
   </w:style>
-  <w:style w:type="table" w:default="1" w:styleId="TableNormal">
+  <w:style w:type="table" w:default="1" w:styleId="a2">
     <w:name w:val="Normal Table"/>
     <w:uiPriority w:val="99"/>
     <w:semiHidden/>
@@ -8674,15 +8691,15 @@
       </w:tblCellMar>
     </w:tblPr>
   </w:style>
-  <w:style w:type="numbering" w:default="1" w:styleId="NoList">
+  <w:style w:type="numbering" w:default="1" w:styleId="a3">
     <w:name w:val="No List"/>
     <w:uiPriority w:val="99"/>
     <w:semiHidden/>
     <w:unhideWhenUsed/>
   </w:style>
-  <w:style w:type="character" w:customStyle="1" w:styleId="Heading1Char">
-    <w:name w:val="Heading 1 Char"/>
-    <w:link w:val="Heading1"/>
+  <w:style w:type="character" w:customStyle="1" w:styleId="10">
+    <w:name w:val="Заголовок 1 Знак"/>
+    <w:link w:val="1"/>
     <w:uiPriority w:val="9"/>
     <w:rsid w:val="00845918"/>
     <w:rPr>
@@ -8707,10 +8724,10 @@
       </w:tblCellMar>
     </w:tblPr>
   </w:style>
-  <w:style w:type="paragraph" w:styleId="Header">
+  <w:style w:type="paragraph" w:styleId="a4">
     <w:name w:val="header"/>
-    <w:basedOn w:val="Normal"/>
-    <w:link w:val="HeaderChar"/>
+    <w:basedOn w:val="a"/>
+    <w:link w:val="a5"/>
     <w:uiPriority w:val="99"/>
     <w:unhideWhenUsed/>
     <w:rsid w:val="003E264A"/>
@@ -8722,10 +8739,10 @@
       <w:spacing w:after="0" w:line="240" w:lineRule="auto"/>
     </w:pPr>
   </w:style>
-  <w:style w:type="character" w:customStyle="1" w:styleId="HeaderChar">
-    <w:name w:val="Header Char"/>
-    <w:basedOn w:val="DefaultParagraphFont"/>
-    <w:link w:val="Header"/>
+  <w:style w:type="character" w:customStyle="1" w:styleId="a5">
+    <w:name w:val="Верхний колонтитул Знак"/>
+    <w:basedOn w:val="a1"/>
+    <w:link w:val="a4"/>
     <w:uiPriority w:val="99"/>
     <w:rsid w:val="003E264A"/>
     <w:rPr>
@@ -8733,10 +8750,10 @@
       <w:color w:val="000000"/>
     </w:rPr>
   </w:style>
-  <w:style w:type="paragraph" w:styleId="Footer">
+  <w:style w:type="paragraph" w:styleId="a6">
     <w:name w:val="footer"/>
-    <w:basedOn w:val="Normal"/>
-    <w:link w:val="FooterChar"/>
+    <w:basedOn w:val="a"/>
+    <w:link w:val="a7"/>
     <w:uiPriority w:val="99"/>
     <w:unhideWhenUsed/>
     <w:rsid w:val="003E264A"/>
@@ -8748,10 +8765,10 @@
       <w:spacing w:after="0" w:line="240" w:lineRule="auto"/>
     </w:pPr>
   </w:style>
-  <w:style w:type="character" w:customStyle="1" w:styleId="FooterChar">
-    <w:name w:val="Footer Char"/>
-    <w:basedOn w:val="DefaultParagraphFont"/>
-    <w:link w:val="Footer"/>
+  <w:style w:type="character" w:customStyle="1" w:styleId="a7">
+    <w:name w:val="Нижний колонтитул Знак"/>
+    <w:basedOn w:val="a1"/>
+    <w:link w:val="a6"/>
     <w:uiPriority w:val="99"/>
     <w:rsid w:val="003E264A"/>
     <w:rPr>
@@ -8759,10 +8776,10 @@
       <w:color w:val="000000"/>
     </w:rPr>
   </w:style>
-  <w:style w:type="paragraph" w:customStyle="1" w:styleId="a">
+  <w:style w:type="paragraph" w:customStyle="1" w:styleId="a0">
     <w:name w:val="Текст отчетов"/>
-    <w:basedOn w:val="Normal"/>
-    <w:link w:val="a0"/>
+    <w:basedOn w:val="a"/>
+    <w:link w:val="a8"/>
     <w:qFormat/>
     <w:rsid w:val="00406308"/>
     <w:pPr>
@@ -8776,7 +8793,7 @@
       <w:szCs w:val="28"/>
     </w:rPr>
   </w:style>
-  <w:style w:type="paragraph" w:styleId="NoSpacing">
+  <w:style w:type="paragraph" w:styleId="a9">
     <w:name w:val="No Spacing"/>
     <w:uiPriority w:val="1"/>
     <w:rsid w:val="00E7050B"/>
@@ -8788,10 +8805,10 @@
       <w:color w:val="000000"/>
     </w:rPr>
   </w:style>
-  <w:style w:type="character" w:customStyle="1" w:styleId="a0">
+  <w:style w:type="character" w:customStyle="1" w:styleId="a8">
     <w:name w:val="Текст отчетов Знак"/>
-    <w:basedOn w:val="DefaultParagraphFont"/>
-    <w:link w:val="a"/>
+    <w:basedOn w:val="a1"/>
+    <w:link w:val="a0"/>
     <w:rsid w:val="00406308"/>
     <w:rPr>
       <w:rFonts w:ascii="Times New Roman" w:eastAsia="Calibri" w:hAnsi="Times New Roman" w:cs="Times New Roman"/>
@@ -8800,10 +8817,10 @@
       <w:szCs w:val="28"/>
     </w:rPr>
   </w:style>
-  <w:style w:type="paragraph" w:styleId="TOCHeading">
+  <w:style w:type="paragraph" w:styleId="aa">
     <w:name w:val="TOC Heading"/>
-    <w:basedOn w:val="Heading1"/>
-    <w:next w:val="Normal"/>
+    <w:basedOn w:val="1"/>
+    <w:next w:val="a"/>
     <w:uiPriority w:val="39"/>
     <w:unhideWhenUsed/>
     <w:qFormat/>
@@ -8821,10 +8838,10 @@
       <w:szCs w:val="32"/>
     </w:rPr>
   </w:style>
-  <w:style w:type="paragraph" w:styleId="TOC1">
+  <w:style w:type="paragraph" w:styleId="11">
     <w:name w:val="toc 1"/>
-    <w:basedOn w:val="Normal"/>
-    <w:next w:val="Normal"/>
+    <w:basedOn w:val="a"/>
+    <w:next w:val="a"/>
     <w:autoRedefine/>
     <w:uiPriority w:val="39"/>
     <w:unhideWhenUsed/>
@@ -8837,9 +8854,9 @@
       <w:sz w:val="28"/>
     </w:rPr>
   </w:style>
-  <w:style w:type="character" w:styleId="Hyperlink">
+  <w:style w:type="character" w:styleId="ab">
     <w:name w:val="Hyperlink"/>
-    <w:basedOn w:val="DefaultParagraphFont"/>
+    <w:basedOn w:val="a1"/>
     <w:uiPriority w:val="99"/>
     <w:unhideWhenUsed/>
     <w:rsid w:val="00E7050B"/>
@@ -8848,10 +8865,10 @@
       <w:u w:val="single"/>
     </w:rPr>
   </w:style>
-  <w:style w:type="character" w:customStyle="1" w:styleId="Heading2Char">
-    <w:name w:val="Heading 2 Char"/>
-    <w:basedOn w:val="DefaultParagraphFont"/>
-    <w:link w:val="Heading2"/>
+  <w:style w:type="character" w:customStyle="1" w:styleId="20">
+    <w:name w:val="Заголовок 2 Знак"/>
+    <w:basedOn w:val="a1"/>
+    <w:link w:val="2"/>
     <w:uiPriority w:val="9"/>
     <w:rsid w:val="00D01040"/>
     <w:rPr>
@@ -8862,9 +8879,9 @@
       <w:szCs w:val="26"/>
     </w:rPr>
   </w:style>
-  <w:style w:type="table" w:styleId="TableGrid0">
+  <w:style w:type="table" w:styleId="ac">
     <w:name w:val="Table Grid"/>
-    <w:basedOn w:val="TableNormal"/>
+    <w:basedOn w:val="a2"/>
     <w:uiPriority w:val="39"/>
     <w:rsid w:val="00DF79DD"/>
     <w:pPr>
@@ -8881,9 +8898,9 @@
       </w:tblBorders>
     </w:tblPr>
   </w:style>
-  <w:style w:type="character" w:styleId="PlaceholderText">
+  <w:style w:type="character" w:styleId="ad">
     <w:name w:val="Placeholder Text"/>
-    <w:basedOn w:val="DefaultParagraphFont"/>
+    <w:basedOn w:val="a1"/>
     <w:uiPriority w:val="99"/>
     <w:semiHidden/>
     <w:rsid w:val="004512B1"/>
@@ -8891,10 +8908,10 @@
       <w:color w:val="808080"/>
     </w:rPr>
   </w:style>
-  <w:style w:type="paragraph" w:styleId="TOC2">
+  <w:style w:type="paragraph" w:styleId="21">
     <w:name w:val="toc 2"/>
-    <w:basedOn w:val="Normal"/>
-    <w:next w:val="Normal"/>
+    <w:basedOn w:val="a"/>
+    <w:next w:val="a"/>
     <w:autoRedefine/>
     <w:uiPriority w:val="39"/>
     <w:unhideWhenUsed/>
@@ -8908,9 +8925,9 @@
       <w:sz w:val="28"/>
     </w:rPr>
   </w:style>
-  <w:style w:type="character" w:styleId="FollowedHyperlink">
+  <w:style w:type="character" w:styleId="ae">
     <w:name w:val="FollowedHyperlink"/>
-    <w:basedOn w:val="DefaultParagraphFont"/>
+    <w:basedOn w:val="a1"/>
     <w:uiPriority w:val="99"/>
     <w:semiHidden/>
     <w:unhideWhenUsed/>
@@ -8922,7 +8939,7 @@
   </w:style>
   <w:style w:type="character" w:customStyle="1" w:styleId="UnresolvedMention1">
     <w:name w:val="Unresolved Mention1"/>
-    <w:basedOn w:val="DefaultParagraphFont"/>
+    <w:basedOn w:val="a1"/>
     <w:uiPriority w:val="99"/>
     <w:semiHidden/>
     <w:unhideWhenUsed/>
@@ -8934,7 +8951,7 @@
   </w:style>
   <w:style w:type="paragraph" w:customStyle="1" w:styleId="p21">
     <w:name w:val="p21"/>
-    <w:basedOn w:val="Normal"/>
+    <w:basedOn w:val="a"/>
     <w:rsid w:val="001842D3"/>
     <w:pPr>
       <w:spacing w:before="100" w:beforeAutospacing="1" w:after="100" w:afterAutospacing="1" w:line="240" w:lineRule="auto"/>
@@ -8948,7 +8965,7 @@
   </w:style>
   <w:style w:type="paragraph" w:customStyle="1" w:styleId="p22">
     <w:name w:val="p22"/>
-    <w:basedOn w:val="Normal"/>
+    <w:basedOn w:val="a"/>
     <w:rsid w:val="001842D3"/>
     <w:pPr>
       <w:spacing w:before="100" w:beforeAutospacing="1" w:after="100" w:afterAutospacing="1" w:line="240" w:lineRule="auto"/>
@@ -8962,7 +8979,7 @@
   </w:style>
   <w:style w:type="paragraph" w:customStyle="1" w:styleId="p23">
     <w:name w:val="p23"/>
-    <w:basedOn w:val="Normal"/>
+    <w:basedOn w:val="a"/>
     <w:rsid w:val="001842D3"/>
     <w:pPr>
       <w:spacing w:before="100" w:beforeAutospacing="1" w:after="100" w:afterAutospacing="1" w:line="240" w:lineRule="auto"/>
@@ -8976,7 +8993,7 @@
   </w:style>
   <w:style w:type="paragraph" w:customStyle="1" w:styleId="p31">
     <w:name w:val="p31"/>
-    <w:basedOn w:val="Normal"/>
+    <w:basedOn w:val="a"/>
     <w:rsid w:val="00412067"/>
     <w:pPr>
       <w:spacing w:before="100" w:beforeAutospacing="1" w:after="100" w:afterAutospacing="1" w:line="240" w:lineRule="auto"/>
@@ -8990,7 +9007,7 @@
   </w:style>
   <w:style w:type="paragraph" w:customStyle="1" w:styleId="p47">
     <w:name w:val="p47"/>
-    <w:basedOn w:val="Normal"/>
+    <w:basedOn w:val="a"/>
     <w:rsid w:val="00412067"/>
     <w:pPr>
       <w:spacing w:before="100" w:beforeAutospacing="1" w:after="100" w:afterAutospacing="1" w:line="240" w:lineRule="auto"/>
@@ -9004,7 +9021,7 @@
   </w:style>
   <w:style w:type="paragraph" w:customStyle="1" w:styleId="p48">
     <w:name w:val="p48"/>
-    <w:basedOn w:val="Normal"/>
+    <w:basedOn w:val="a"/>
     <w:rsid w:val="00412067"/>
     <w:pPr>
       <w:spacing w:before="100" w:beforeAutospacing="1" w:after="100" w:afterAutospacing="1" w:line="240" w:lineRule="auto"/>
@@ -9018,7 +9035,7 @@
   </w:style>
   <w:style w:type="paragraph" w:customStyle="1" w:styleId="p49">
     <w:name w:val="p49"/>
-    <w:basedOn w:val="Normal"/>
+    <w:basedOn w:val="a"/>
     <w:rsid w:val="00412067"/>
     <w:pPr>
       <w:spacing w:before="100" w:beforeAutospacing="1" w:after="100" w:afterAutospacing="1" w:line="240" w:lineRule="auto"/>
@@ -9030,10 +9047,10 @@
       <w:szCs w:val="24"/>
     </w:rPr>
   </w:style>
-  <w:style w:type="character" w:customStyle="1" w:styleId="Heading3Char">
-    <w:name w:val="Heading 3 Char"/>
-    <w:basedOn w:val="DefaultParagraphFont"/>
-    <w:link w:val="Heading3"/>
+  <w:style w:type="character" w:customStyle="1" w:styleId="30">
+    <w:name w:val="Заголовок 3 Знак"/>
+    <w:basedOn w:val="a1"/>
+    <w:link w:val="3"/>
     <w:uiPriority w:val="9"/>
     <w:rsid w:val="00D01040"/>
     <w:rPr>
@@ -9045,9 +9062,9 @@
       <w:szCs w:val="28"/>
     </w:rPr>
   </w:style>
-  <w:style w:type="paragraph" w:styleId="ListParagraph">
+  <w:style w:type="paragraph" w:styleId="af">
     <w:name w:val="List Paragraph"/>
-    <w:basedOn w:val="Normal"/>
+    <w:basedOn w:val="a"/>
     <w:uiPriority w:val="34"/>
     <w:qFormat/>
     <w:rsid w:val="002D6F2F"/>
@@ -9056,10 +9073,10 @@
       <w:contextualSpacing/>
     </w:pPr>
   </w:style>
-  <w:style w:type="paragraph" w:styleId="TOC3">
+  <w:style w:type="paragraph" w:styleId="31">
     <w:name w:val="toc 3"/>
-    <w:basedOn w:val="Normal"/>
-    <w:next w:val="Normal"/>
+    <w:basedOn w:val="a"/>
+    <w:next w:val="a"/>
     <w:autoRedefine/>
     <w:uiPriority w:val="39"/>
     <w:unhideWhenUsed/>
@@ -9069,9 +9086,9 @@
       <w:ind w:left="440"/>
     </w:pPr>
   </w:style>
-  <w:style w:type="character" w:styleId="Strong">
+  <w:style w:type="character" w:styleId="af0">
     <w:name w:val="Strong"/>
-    <w:basedOn w:val="DefaultParagraphFont"/>
+    <w:basedOn w:val="a1"/>
     <w:uiPriority w:val="22"/>
     <w:qFormat/>
     <w:rsid w:val="008B3928"/>
@@ -9080,9 +9097,9 @@
       <w:bCs/>
     </w:rPr>
   </w:style>
-  <w:style w:type="paragraph" w:styleId="NormalWeb">
+  <w:style w:type="paragraph" w:styleId="af1">
     <w:name w:val="Normal (Web)"/>
-    <w:basedOn w:val="Normal"/>
+    <w:basedOn w:val="a"/>
     <w:uiPriority w:val="99"/>
     <w:semiHidden/>
     <w:unhideWhenUsed/>
@@ -9099,14 +9116,14 @@
   </w:style>
   <w:style w:type="character" w:customStyle="1" w:styleId="markedcontent">
     <w:name w:val="markedcontent"/>
-    <w:basedOn w:val="DefaultParagraphFont"/>
+    <w:basedOn w:val="a1"/>
     <w:qFormat/>
     <w:rsid w:val="00220C97"/>
   </w:style>
-  <w:style w:type="table" w:customStyle="1" w:styleId="1">
+  <w:style w:type="table" w:customStyle="1" w:styleId="12">
     <w:name w:val="Сетка таблицы1"/>
-    <w:basedOn w:val="TableNormal"/>
-    <w:next w:val="TableGrid0"/>
+    <w:basedOn w:val="a2"/>
+    <w:next w:val="ac"/>
     <w:qFormat/>
     <w:rsid w:val="00492F97"/>
     <w:pPr>
@@ -9131,10 +9148,10 @@
       </w:tblBorders>
     </w:tblPr>
   </w:style>
-  <w:style w:type="table" w:customStyle="1" w:styleId="2">
+  <w:style w:type="table" w:customStyle="1" w:styleId="22">
     <w:name w:val="Сетка таблицы2"/>
-    <w:basedOn w:val="TableNormal"/>
-    <w:next w:val="TableGrid0"/>
+    <w:basedOn w:val="a2"/>
+    <w:next w:val="ac"/>
     <w:uiPriority w:val="59"/>
     <w:rsid w:val="00BA5C60"/>
     <w:pPr>
@@ -9159,9 +9176,9 @@
       </w:tblBorders>
     </w:tblPr>
   </w:style>
-  <w:style w:type="paragraph" w:customStyle="1" w:styleId="a1">
+  <w:style w:type="paragraph" w:customStyle="1" w:styleId="af2">
     <w:name w:val="ОсновнойТекст"/>
-    <w:link w:val="a2"/>
+    <w:link w:val="af3"/>
     <w:qFormat/>
     <w:rsid w:val="00822444"/>
     <w:pPr>
@@ -9177,10 +9194,10 @@
       <w:lang w:eastAsia="en-US"/>
     </w:rPr>
   </w:style>
-  <w:style w:type="character" w:customStyle="1" w:styleId="a2">
+  <w:style w:type="character" w:customStyle="1" w:styleId="af3">
     <w:name w:val="ОсновнойТекст Знак"/>
-    <w:basedOn w:val="DefaultParagraphFont"/>
-    <w:link w:val="a1"/>
+    <w:basedOn w:val="a1"/>
+    <w:link w:val="af2"/>
     <w:rsid w:val="00822444"/>
     <w:rPr>
       <w:rFonts w:ascii="Times New Roman" w:eastAsiaTheme="minorHAnsi" w:hAnsi="Times New Roman" w:cs="Times New Roman"/>
@@ -9209,13 +9226,13 @@
   </w:style>
   <w:style w:type="character" w:customStyle="1" w:styleId="translation-chunk">
     <w:name w:val="translation-chunk"/>
-    <w:basedOn w:val="DefaultParagraphFont"/>
+    <w:basedOn w:val="a1"/>
     <w:qFormat/>
     <w:rsid w:val="00A73194"/>
   </w:style>
   <w:style w:type="paragraph" w:customStyle="1" w:styleId="14-15">
     <w:name w:val="Текст14-1.5"/>
-    <w:basedOn w:val="Normal"/>
+    <w:basedOn w:val="a"/>
     <w:qFormat/>
     <w:rsid w:val="00A73194"/>
     <w:rPr>
@@ -9224,10 +9241,10 @@
       <w:lang w:eastAsia="en-US"/>
     </w:rPr>
   </w:style>
-  <w:style w:type="paragraph" w:styleId="HTMLPreformatted">
+  <w:style w:type="paragraph" w:styleId="HTML">
     <w:name w:val="HTML Preformatted"/>
-    <w:basedOn w:val="Normal"/>
-    <w:link w:val="HTMLPreformattedChar"/>
+    <w:basedOn w:val="a"/>
+    <w:link w:val="HTML0"/>
     <w:uiPriority w:val="99"/>
     <w:unhideWhenUsed/>
     <w:rsid w:val="00A73194"/>
@@ -9259,10 +9276,10 @@
       <w:szCs w:val="20"/>
     </w:rPr>
   </w:style>
-  <w:style w:type="character" w:customStyle="1" w:styleId="HTMLPreformattedChar">
-    <w:name w:val="HTML Preformatted Char"/>
-    <w:basedOn w:val="DefaultParagraphFont"/>
-    <w:link w:val="HTMLPreformatted"/>
+  <w:style w:type="character" w:customStyle="1" w:styleId="HTML0">
+    <w:name w:val="Стандартный HTML Знак"/>
+    <w:basedOn w:val="a1"/>
+    <w:link w:val="HTML"/>
     <w:uiPriority w:val="99"/>
     <w:rsid w:val="00A73194"/>
     <w:rPr>
@@ -9271,10 +9288,10 @@
       <w:szCs w:val="20"/>
     </w:rPr>
   </w:style>
-  <w:style w:type="paragraph" w:styleId="BalloonText">
+  <w:style w:type="paragraph" w:styleId="af4">
     <w:name w:val="Balloon Text"/>
-    <w:basedOn w:val="Normal"/>
-    <w:link w:val="BalloonTextChar"/>
+    <w:basedOn w:val="a"/>
+    <w:link w:val="af5"/>
     <w:uiPriority w:val="99"/>
     <w:semiHidden/>
     <w:unhideWhenUsed/>
@@ -9288,10 +9305,10 @@
       <w:szCs w:val="16"/>
     </w:rPr>
   </w:style>
-  <w:style w:type="character" w:customStyle="1" w:styleId="BalloonTextChar">
-    <w:name w:val="Balloon Text Char"/>
-    <w:basedOn w:val="DefaultParagraphFont"/>
-    <w:link w:val="BalloonText"/>
+  <w:style w:type="character" w:customStyle="1" w:styleId="af5">
+    <w:name w:val="Текст выноски Знак"/>
+    <w:basedOn w:val="a1"/>
+    <w:link w:val="af4"/>
     <w:uiPriority w:val="99"/>
     <w:semiHidden/>
     <w:rsid w:val="009F12ED"/>
